--- a/public/lesson-11.docx
+++ b/public/lesson-11.docx
@@ -6,188 +6,1818 @@
       <w:pPr>
         <w:pStyle w:val="Heading2"/>
         <w:rPr>
-          <w:b w:val="0"/>
-          <w:i w:val="0"/>
-        </w:rPr>
-      </w:pPr>
-      <w:r>
-        <w:rPr>
-          <w:b w:val="0"/>
-          <w:i w:val="0"/>
-        </w:rPr>
-        <w:t>Урок 11</w:t>
+          <w:lang w:val="ru-RU"/>
+        </w:rPr>
+      </w:pPr>
+      <w:r>
+        <w:rPr>
+          <w:lang w:val="ru-RU"/>
+        </w:rPr>
+        <w:t>Интуиция Декарта</w:t>
       </w:r>
     </w:p>
     <w:p>
-      <w:r>
-        <w:t>Декарт создал новый тип выражения, позволяющий высказываться: не любая мысль может быть полностью обоснованной, главное — это единая точка опоры — предельное основание, являющееся парадоксом. Она носит интуитивный характер. Интуитивность — что-то представляется мне ясным, достоверным, очевидным; отсутствие конструктивности и сложности, не требующее допущений. Уникальность в том, что Декарт, задав предельное основание, не выводит на его основе какую-то серию догматов, которым нужно внять и поклоняться; от точки абсолютной достоверности исходит множество ходов мысли: Декарт ввел «мыслящую субстанцию», но ведь необязательно можно было бы вносить носителя разума отдельно от материи. Таким образом из этой точки будет происходить ветвление; но оно — не есть хаос модерна, потому что все исходит из единой точки, где каждый ход мысли можно сопоставить с другим.</w:t>
+      <w:pPr>
+        <w:rPr>
+          <w:rFonts w:ascii="Times New Roman" w:hAnsi="Times New Roman" w:cs="Times New Roman"/>
+          <w:sz w:val="24"/>
+          <w:szCs w:val="24"/>
+          <w:lang w:val="ru-RU"/>
+        </w:rPr>
+      </w:pPr>
+      <w:r>
+        <w:rPr>
+          <w:rFonts w:ascii="Times New Roman" w:hAnsi="Times New Roman" w:cs="Times New Roman"/>
+          <w:sz w:val="24"/>
+          <w:szCs w:val="24"/>
+          <w:lang w:val="ru-RU"/>
+        </w:rPr>
+        <w:t xml:space="preserve">Декарт создал новый тип выражения, позволяющий высказываться: не любая мысль может быть полностью обоснованной, главное — это единая точка опоры — </w:t>
+      </w:r>
+      <w:r>
+        <w:rPr>
+          <w:rFonts w:ascii="Times New Roman" w:hAnsi="Times New Roman" w:cs="Times New Roman"/>
+          <w:i/>
+          <w:iCs/>
+          <w:sz w:val="24"/>
+          <w:szCs w:val="24"/>
+          <w:lang w:val="ru-RU"/>
+        </w:rPr>
+        <w:t>предельное основание</w:t>
+      </w:r>
+      <w:r>
+        <w:rPr>
+          <w:rFonts w:ascii="Times New Roman" w:hAnsi="Times New Roman" w:cs="Times New Roman"/>
+          <w:sz w:val="24"/>
+          <w:szCs w:val="24"/>
+          <w:lang w:val="ru-RU"/>
+        </w:rPr>
+        <w:t xml:space="preserve">, являющееся парадоксом. Она носит </w:t>
+      </w:r>
+      <w:r>
+        <w:rPr>
+          <w:rFonts w:ascii="Times New Roman" w:hAnsi="Times New Roman" w:cs="Times New Roman"/>
+          <w:b/>
+          <w:bCs/>
+          <w:sz w:val="24"/>
+          <w:szCs w:val="24"/>
+          <w:lang w:val="ru-RU"/>
+        </w:rPr>
+        <w:t>интуитивный</w:t>
+      </w:r>
+      <w:r>
+        <w:rPr>
+          <w:rFonts w:ascii="Times New Roman" w:hAnsi="Times New Roman" w:cs="Times New Roman"/>
+          <w:sz w:val="24"/>
+          <w:szCs w:val="24"/>
+          <w:lang w:val="ru-RU"/>
+        </w:rPr>
+        <w:t xml:space="preserve"> характер. </w:t>
+      </w:r>
+      <w:r>
+        <w:rPr>
+          <w:rFonts w:ascii="Times New Roman" w:hAnsi="Times New Roman" w:cs="Times New Roman"/>
+          <w:i/>
+          <w:iCs/>
+          <w:sz w:val="24"/>
+          <w:szCs w:val="24"/>
+          <w:lang w:val="ru-RU"/>
+        </w:rPr>
+        <w:t>Интуитивность</w:t>
+      </w:r>
+      <w:r>
+        <w:rPr>
+          <w:rFonts w:ascii="Times New Roman" w:hAnsi="Times New Roman" w:cs="Times New Roman"/>
+          <w:sz w:val="24"/>
+          <w:szCs w:val="24"/>
+          <w:lang w:val="ru-RU"/>
+        </w:rPr>
+        <w:t xml:space="preserve"> —</w:t>
+      </w:r>
+      <w:r>
+        <w:rPr>
+          <w:rFonts w:ascii="Times New Roman" w:hAnsi="Times New Roman" w:cs="Times New Roman"/>
+          <w:sz w:val="24"/>
+          <w:szCs w:val="24"/>
+          <w:lang w:val="ru-RU"/>
+        </w:rPr>
+        <w:t xml:space="preserve"> это когда</w:t>
+      </w:r>
+      <w:r>
+        <w:rPr>
+          <w:rFonts w:ascii="Times New Roman" w:hAnsi="Times New Roman" w:cs="Times New Roman"/>
+          <w:sz w:val="24"/>
+          <w:szCs w:val="24"/>
+          <w:lang w:val="ru-RU"/>
+        </w:rPr>
+        <w:t xml:space="preserve"> что-то представляется мне ясным, достоверным, очевидным; отсутствие конструктивности и сложности, не требующее допущений. Уникальность</w:t>
+      </w:r>
+      <w:r>
+        <w:rPr>
+          <w:rFonts w:ascii="Times New Roman" w:hAnsi="Times New Roman" w:cs="Times New Roman"/>
+          <w:sz w:val="24"/>
+          <w:szCs w:val="24"/>
+          <w:lang w:val="ru-RU"/>
+        </w:rPr>
+        <w:t xml:space="preserve"> Декарта состоит</w:t>
+      </w:r>
+      <w:r>
+        <w:rPr>
+          <w:rFonts w:ascii="Times New Roman" w:hAnsi="Times New Roman" w:cs="Times New Roman"/>
+          <w:sz w:val="24"/>
+          <w:szCs w:val="24"/>
+          <w:lang w:val="ru-RU"/>
+        </w:rPr>
+        <w:t xml:space="preserve"> в том, что, задав предельное основание,</w:t>
+      </w:r>
+      <w:r>
+        <w:rPr>
+          <w:rFonts w:ascii="Times New Roman" w:hAnsi="Times New Roman" w:cs="Times New Roman"/>
+          <w:sz w:val="24"/>
+          <w:szCs w:val="24"/>
+          <w:lang w:val="ru-RU"/>
+        </w:rPr>
+        <w:t xml:space="preserve"> он</w:t>
+      </w:r>
+      <w:r>
+        <w:rPr>
+          <w:rFonts w:ascii="Times New Roman" w:hAnsi="Times New Roman" w:cs="Times New Roman"/>
+          <w:sz w:val="24"/>
+          <w:szCs w:val="24"/>
+          <w:lang w:val="ru-RU"/>
+        </w:rPr>
+        <w:t xml:space="preserve"> не выводит на его основе какую-то серию догматов, которым нужно внять и поклоняться; от точки абсолютной достоверности исходит множество ходов мысли: Декарт ввел </w:t>
+      </w:r>
+      <w:r>
+        <w:rPr>
+          <w:rFonts w:ascii="Times New Roman" w:hAnsi="Times New Roman" w:cs="Times New Roman"/>
+          <w:i/>
+          <w:iCs/>
+          <w:sz w:val="24"/>
+          <w:szCs w:val="24"/>
+          <w:lang w:val="ru-RU"/>
+        </w:rPr>
+        <w:t>мыслящую субстанцию</w:t>
+      </w:r>
+      <w:r>
+        <w:rPr>
+          <w:rFonts w:ascii="Times New Roman" w:hAnsi="Times New Roman" w:cs="Times New Roman"/>
+          <w:sz w:val="24"/>
+          <w:szCs w:val="24"/>
+          <w:lang w:val="ru-RU"/>
+        </w:rPr>
+        <w:t>, но ведь необязательно можно было бы вносить носителя разума отдельно от материи</w:t>
+      </w:r>
+      <w:r>
+        <w:rPr>
+          <w:rFonts w:ascii="Times New Roman" w:hAnsi="Times New Roman" w:cs="Times New Roman"/>
+          <w:sz w:val="24"/>
+          <w:szCs w:val="24"/>
+          <w:lang w:val="ru-RU"/>
+        </w:rPr>
+        <w:t xml:space="preserve"> (см следующий урок)</w:t>
+      </w:r>
+      <w:r>
+        <w:rPr>
+          <w:rFonts w:ascii="Times New Roman" w:hAnsi="Times New Roman" w:cs="Times New Roman"/>
+          <w:sz w:val="24"/>
+          <w:szCs w:val="24"/>
+          <w:lang w:val="ru-RU"/>
+        </w:rPr>
+        <w:t xml:space="preserve">. Таким образом из </w:t>
+      </w:r>
+      <w:r>
+        <w:rPr>
+          <w:rFonts w:ascii="Times New Roman" w:hAnsi="Times New Roman" w:cs="Times New Roman"/>
+          <w:sz w:val="24"/>
+          <w:szCs w:val="24"/>
+          <w:lang w:val="ru-RU"/>
+        </w:rPr>
+        <w:t>единой</w:t>
+      </w:r>
+      <w:r>
+        <w:rPr>
+          <w:rFonts w:ascii="Times New Roman" w:hAnsi="Times New Roman" w:cs="Times New Roman"/>
+          <w:sz w:val="24"/>
+          <w:szCs w:val="24"/>
+          <w:lang w:val="ru-RU"/>
+        </w:rPr>
+        <w:t xml:space="preserve"> точки </w:t>
+      </w:r>
+      <w:r>
+        <w:rPr>
+          <w:rFonts w:ascii="Times New Roman" w:hAnsi="Times New Roman" w:cs="Times New Roman"/>
+          <w:sz w:val="24"/>
+          <w:szCs w:val="24"/>
+          <w:lang w:val="ru-RU"/>
+        </w:rPr>
+        <w:t xml:space="preserve">опоры </w:t>
+      </w:r>
+      <w:r>
+        <w:rPr>
+          <w:rFonts w:ascii="Times New Roman" w:hAnsi="Times New Roman" w:cs="Times New Roman"/>
+          <w:sz w:val="24"/>
+          <w:szCs w:val="24"/>
+          <w:lang w:val="ru-RU"/>
+        </w:rPr>
+        <w:t>будет происходить ветвление</w:t>
+      </w:r>
+      <w:r>
+        <w:rPr>
+          <w:rFonts w:ascii="Times New Roman" w:hAnsi="Times New Roman" w:cs="Times New Roman"/>
+          <w:sz w:val="24"/>
+          <w:szCs w:val="24"/>
+          <w:lang w:val="ru-RU"/>
+        </w:rPr>
+        <w:t>,</w:t>
+      </w:r>
+      <w:r>
+        <w:rPr>
+          <w:rFonts w:ascii="Times New Roman" w:hAnsi="Times New Roman" w:cs="Times New Roman"/>
+          <w:sz w:val="24"/>
+          <w:szCs w:val="24"/>
+          <w:lang w:val="ru-RU"/>
+        </w:rPr>
+        <w:t xml:space="preserve"> но оно — не есть хаос модерна, потому что все исходит из </w:t>
+      </w:r>
+      <w:r>
+        <w:rPr>
+          <w:rFonts w:ascii="Times New Roman" w:hAnsi="Times New Roman" w:cs="Times New Roman"/>
+          <w:sz w:val="24"/>
+          <w:szCs w:val="24"/>
+          <w:lang w:val="ru-RU"/>
+        </w:rPr>
+        <w:t>одного корня</w:t>
+      </w:r>
+      <w:r>
+        <w:rPr>
+          <w:rFonts w:ascii="Times New Roman" w:hAnsi="Times New Roman" w:cs="Times New Roman"/>
+          <w:sz w:val="24"/>
+          <w:szCs w:val="24"/>
+          <w:lang w:val="ru-RU"/>
+        </w:rPr>
+        <w:t xml:space="preserve">, </w:t>
+      </w:r>
+      <w:r>
+        <w:rPr>
+          <w:rFonts w:ascii="Times New Roman" w:hAnsi="Times New Roman" w:cs="Times New Roman"/>
+          <w:sz w:val="24"/>
+          <w:szCs w:val="24"/>
+          <w:lang w:val="ru-RU"/>
+        </w:rPr>
+        <w:t>и</w:t>
+      </w:r>
+      <w:r>
+        <w:rPr>
+          <w:rFonts w:ascii="Times New Roman" w:hAnsi="Times New Roman" w:cs="Times New Roman"/>
+          <w:sz w:val="24"/>
+          <w:szCs w:val="24"/>
+          <w:lang w:val="ru-RU"/>
+        </w:rPr>
+        <w:t xml:space="preserve"> каждый ход мысли можно сопоставить с другим.</w:t>
       </w:r>
     </w:p>
     <w:p>
-      <w:r>
-        <w:t>Возвращаемся к Декарту: Было доказано существование меня — того, кто сомневается. Теперь ответим на вопрос из предыдущего урока: почему же солипсист всегда проигрывает? Почему есть что-то кроме меня?</w:t>
+      <w:pPr>
+        <w:pStyle w:val="Heading2"/>
+        <w:rPr>
+          <w:lang w:val="ru-RU"/>
+        </w:rPr>
+      </w:pPr>
+      <w:r>
+        <w:rPr>
+          <w:lang w:val="ru-RU"/>
+        </w:rPr>
+        <w:t xml:space="preserve">Парменид </w:t>
+      </w:r>
+      <w:r>
+        <w:t xml:space="preserve">vs </w:t>
+      </w:r>
+      <w:r>
+        <w:rPr>
+          <w:lang w:val="ru-RU"/>
+        </w:rPr>
+        <w:t>Декарт</w:t>
       </w:r>
     </w:p>
     <w:p>
-      <w:r>
-        <w:t>Парменид: существует реальность без наблюдателя, то есть бытие. А человек может видеть только иллюзию. От этого отталкивается не только Парменид, но и вся классическая философия. Чтобы познать реальность, нужно убрать иллюзию. Нужен метод, позволяющий пробиться к реальности, разрушив иллюзию. Нужно уйти от зрения к умозрению, уйти от плоти к вечному. Реальность это то, что есть, тогда как иллюзия это то, чего нет.</w:t>
+      <w:pPr>
+        <w:rPr>
+          <w:rFonts w:ascii="Times New Roman" w:hAnsi="Times New Roman" w:cs="Times New Roman"/>
+          <w:sz w:val="24"/>
+          <w:szCs w:val="24"/>
+          <w:lang w:val="ru-RU"/>
+        </w:rPr>
+      </w:pPr>
+      <w:r>
+        <w:rPr>
+          <w:rFonts w:ascii="Times New Roman" w:hAnsi="Times New Roman" w:cs="Times New Roman"/>
+          <w:sz w:val="24"/>
+          <w:szCs w:val="24"/>
+          <w:lang w:val="ru-RU"/>
+        </w:rPr>
+        <w:t>Почему есть что-то кроме меня?</w:t>
       </w:r>
     </w:p>
     <w:p>
-      <w:r>
-        <w:t>Декарт же предлагает следующее: что, если иллюзия — это ключ к изучению реальности? Иллюзия ведь из чего-то состоит. Иллюзия это не то, чего нет; она включает в себя и то, что есть. Должен существовать какой-то базис, что-то, из чего иллюзия заимствует свое существование. Например, мираж возникает из-за преломления лучей, сухого воздуха, плоской поверхности; эти три фактора являются базисами реального мира: не было бы их, не было бы и миража.</w:t>
+      <w:pPr>
+        <w:rPr>
+          <w:rFonts w:ascii="Times New Roman" w:hAnsi="Times New Roman" w:cs="Times New Roman"/>
+          <w:sz w:val="24"/>
+          <w:szCs w:val="24"/>
+          <w:lang w:val="ru-RU"/>
+        </w:rPr>
+      </w:pPr>
+      <w:r>
+        <w:rPr>
+          <w:rFonts w:ascii="Times New Roman" w:hAnsi="Times New Roman" w:cs="Times New Roman"/>
+          <w:sz w:val="24"/>
+          <w:szCs w:val="24"/>
+          <w:lang w:val="ru-RU"/>
+        </w:rPr>
+        <w:t>Для начала вернёмся к тезису Парменида</w:t>
+      </w:r>
+      <w:r>
+        <w:rPr>
+          <w:rFonts w:ascii="Times New Roman" w:hAnsi="Times New Roman" w:cs="Times New Roman"/>
+          <w:sz w:val="24"/>
+          <w:szCs w:val="24"/>
+          <w:lang w:val="ru-RU"/>
+        </w:rPr>
+        <w:t xml:space="preserve">: существует реальность без наблюдателя, то есть </w:t>
+      </w:r>
+      <w:r>
+        <w:rPr>
+          <w:rFonts w:ascii="Times New Roman" w:hAnsi="Times New Roman" w:cs="Times New Roman"/>
+          <w:i/>
+          <w:iCs/>
+          <w:sz w:val="24"/>
+          <w:szCs w:val="24"/>
+          <w:lang w:val="ru-RU"/>
+        </w:rPr>
+        <w:t>бытие</w:t>
+      </w:r>
+      <w:r>
+        <w:rPr>
+          <w:rFonts w:ascii="Times New Roman" w:hAnsi="Times New Roman" w:cs="Times New Roman"/>
+          <w:sz w:val="24"/>
+          <w:szCs w:val="24"/>
+          <w:lang w:val="ru-RU"/>
+        </w:rPr>
+        <w:t xml:space="preserve">. </w:t>
+      </w:r>
+      <w:r>
+        <w:rPr>
+          <w:rFonts w:ascii="Times New Roman" w:hAnsi="Times New Roman" w:cs="Times New Roman"/>
+          <w:sz w:val="24"/>
+          <w:szCs w:val="24"/>
+          <w:lang w:val="ru-RU"/>
+        </w:rPr>
+        <w:t>Ч</w:t>
+      </w:r>
+      <w:r>
+        <w:rPr>
+          <w:rFonts w:ascii="Times New Roman" w:hAnsi="Times New Roman" w:cs="Times New Roman"/>
+          <w:sz w:val="24"/>
+          <w:szCs w:val="24"/>
+          <w:lang w:val="ru-RU"/>
+        </w:rPr>
+        <w:t xml:space="preserve">еловек </w:t>
+      </w:r>
+      <w:r>
+        <w:rPr>
+          <w:rFonts w:ascii="Times New Roman" w:hAnsi="Times New Roman" w:cs="Times New Roman"/>
+          <w:sz w:val="24"/>
+          <w:szCs w:val="24"/>
+          <w:lang w:val="ru-RU"/>
+        </w:rPr>
+        <w:t xml:space="preserve">же </w:t>
+      </w:r>
+      <w:r>
+        <w:rPr>
+          <w:rFonts w:ascii="Times New Roman" w:hAnsi="Times New Roman" w:cs="Times New Roman"/>
+          <w:sz w:val="24"/>
+          <w:szCs w:val="24"/>
+          <w:lang w:val="ru-RU"/>
+        </w:rPr>
+        <w:t xml:space="preserve">может видеть только иллюзию. От этого </w:t>
+      </w:r>
+      <w:r>
+        <w:rPr>
+          <w:rFonts w:ascii="Times New Roman" w:hAnsi="Times New Roman" w:cs="Times New Roman"/>
+          <w:sz w:val="24"/>
+          <w:szCs w:val="24"/>
+          <w:lang w:val="ru-RU"/>
+        </w:rPr>
+        <w:t xml:space="preserve">рассуждения </w:t>
+      </w:r>
+      <w:r>
+        <w:rPr>
+          <w:rFonts w:ascii="Times New Roman" w:hAnsi="Times New Roman" w:cs="Times New Roman"/>
+          <w:sz w:val="24"/>
+          <w:szCs w:val="24"/>
+          <w:lang w:val="ru-RU"/>
+        </w:rPr>
+        <w:t>отталкивается вся классическая философия.</w:t>
+      </w:r>
+      <w:r>
+        <w:rPr>
+          <w:rFonts w:ascii="Times New Roman" w:hAnsi="Times New Roman" w:cs="Times New Roman"/>
+          <w:sz w:val="24"/>
+          <w:szCs w:val="24"/>
+          <w:lang w:val="ru-RU"/>
+        </w:rPr>
+        <w:t xml:space="preserve"> </w:t>
+      </w:r>
+      <w:r>
+        <w:rPr>
+          <w:rFonts w:ascii="Times New Roman" w:hAnsi="Times New Roman" w:cs="Times New Roman"/>
+          <w:sz w:val="24"/>
+          <w:szCs w:val="24"/>
+          <w:lang w:val="ru-RU"/>
+        </w:rPr>
+        <w:t xml:space="preserve">Чтобы познать реальность, нужно убрать иллюзию. Нужен метод, позволяющий пробиться к реальности, разрушив иллюзию. Нужно уйти от зрения к умозрению, уйти от </w:t>
+      </w:r>
+      <w:proofErr w:type="spellStart"/>
+      <w:r>
+        <w:rPr>
+          <w:rFonts w:ascii="Times New Roman" w:hAnsi="Times New Roman" w:cs="Times New Roman"/>
+          <w:sz w:val="24"/>
+          <w:szCs w:val="24"/>
+          <w:lang w:val="ru-RU"/>
+        </w:rPr>
+        <w:t>плоти</w:t>
+      </w:r>
+      <w:proofErr w:type="spellEnd"/>
+      <w:r>
+        <w:rPr>
+          <w:rFonts w:ascii="Times New Roman" w:hAnsi="Times New Roman" w:cs="Times New Roman"/>
+          <w:sz w:val="24"/>
+          <w:szCs w:val="24"/>
+          <w:lang w:val="ru-RU"/>
+        </w:rPr>
+        <w:t xml:space="preserve"> к вечному. Реальность </w:t>
+      </w:r>
+      <w:r>
+        <w:rPr>
+          <w:rFonts w:ascii="Times New Roman" w:hAnsi="Times New Roman" w:cs="Times New Roman"/>
+          <w:sz w:val="24"/>
+          <w:szCs w:val="24"/>
+          <w:lang w:val="ru-RU"/>
+        </w:rPr>
+        <w:t xml:space="preserve">— </w:t>
+      </w:r>
+      <w:r>
+        <w:rPr>
+          <w:rFonts w:ascii="Times New Roman" w:hAnsi="Times New Roman" w:cs="Times New Roman"/>
+          <w:sz w:val="24"/>
+          <w:szCs w:val="24"/>
+          <w:lang w:val="ru-RU"/>
+        </w:rPr>
+        <w:t>это то, что есть, тогда как иллюзия это то, чего нет.</w:t>
       </w:r>
     </w:p>
     <w:p>
-      <w:r>
-        <w:t xml:space="preserve">От доказательства себя переходим к доказательству всего остального; реальность это или иллюзия сейчас неважно, важно то, что это </w:t>
-      </w:r>
-      <w:r>
-        <w:rPr>
+      <w:pPr>
+        <w:rPr>
+          <w:rFonts w:ascii="Times New Roman" w:hAnsi="Times New Roman" w:cs="Times New Roman"/>
+          <w:sz w:val="24"/>
+          <w:szCs w:val="24"/>
+          <w:lang w:val="ru-RU"/>
+        </w:rPr>
+      </w:pPr>
+      <w:r>
+        <w:rPr>
+          <w:rFonts w:ascii="Times New Roman" w:hAnsi="Times New Roman" w:cs="Times New Roman"/>
+          <w:sz w:val="24"/>
+          <w:szCs w:val="24"/>
+          <w:lang w:val="ru-RU"/>
+        </w:rPr>
+        <w:t xml:space="preserve">Декарт же предлагает следующее: что, если иллюзия — это ключ к изучению реальности? Иллюзия ведь из чего-то состоит. Иллюзия </w:t>
+      </w:r>
+      <w:r>
+        <w:rPr>
+          <w:rFonts w:ascii="Times New Roman" w:hAnsi="Times New Roman" w:cs="Times New Roman"/>
+          <w:sz w:val="24"/>
+          <w:szCs w:val="24"/>
+          <w:lang w:val="ru-RU"/>
+        </w:rPr>
+        <w:t xml:space="preserve">— </w:t>
+      </w:r>
+      <w:r>
+        <w:rPr>
+          <w:rFonts w:ascii="Times New Roman" w:hAnsi="Times New Roman" w:cs="Times New Roman"/>
+          <w:sz w:val="24"/>
+          <w:szCs w:val="24"/>
+          <w:lang w:val="ru-RU"/>
+        </w:rPr>
+        <w:t xml:space="preserve">это не то, чего нет; она включает в себя и то, что есть. Должен существовать какой-то </w:t>
+      </w:r>
+      <w:r>
+        <w:rPr>
+          <w:rFonts w:ascii="Times New Roman" w:hAnsi="Times New Roman" w:cs="Times New Roman"/>
           <w:i/>
-        </w:rPr>
-        <w:t>идея</w:t>
-      </w:r>
-      <w:r>
-        <w:t>. Если есть иллюзия, то она состоит из определенных идей, каждой из которых соответствует какая-то реальность. В идее иллюзии, которая у меня есть, не может быть больше реальности, чем в базисе этой идеи.</w:t>
+          <w:iCs/>
+          <w:sz w:val="24"/>
+          <w:szCs w:val="24"/>
+          <w:lang w:val="ru-RU"/>
+        </w:rPr>
+        <w:t>базис</w:t>
+      </w:r>
+      <w:r>
+        <w:rPr>
+          <w:rFonts w:ascii="Times New Roman" w:hAnsi="Times New Roman" w:cs="Times New Roman"/>
+          <w:sz w:val="24"/>
+          <w:szCs w:val="24"/>
+          <w:lang w:val="ru-RU"/>
+        </w:rPr>
+        <w:t>, что-то, из чего иллюзия заимствует свое существование.</w:t>
       </w:r>
     </w:p>
     <w:p>
-      <w:r>
-        <w:t>![[Drawing 5.png]]</w:t>
+      <w:pPr>
+        <w:pStyle w:val="Quote"/>
+        <w:rPr>
+          <w:lang w:val="ru-RU"/>
+        </w:rPr>
+      </w:pPr>
+      <w:r>
+        <w:rPr>
+          <w:lang w:val="ru-RU"/>
+        </w:rPr>
+        <w:t>Пример для понимания:</w:t>
+      </w:r>
+      <w:r>
+        <w:rPr>
+          <w:lang w:val="ru-RU"/>
+        </w:rPr>
+        <w:t xml:space="preserve"> мираж возникает из-за преломления лучей, сухого воздуха, плоской поверхности; эти три фактора являются </w:t>
+      </w:r>
+      <w:r>
+        <w:rPr>
+          <w:lang w:val="ru-RU"/>
+        </w:rPr>
+        <w:t>базисами</w:t>
+      </w:r>
+      <w:r>
+        <w:rPr>
+          <w:lang w:val="ru-RU"/>
+        </w:rPr>
+        <w:t xml:space="preserve"> реального мира: не было бы их, не было бы и миража.</w:t>
       </w:r>
     </w:p>
     <w:p>
-      <w:r>
-        <w:t xml:space="preserve">Возможно, я сам являюсь источником всех этих иллюзий; может быть, всё есть я и кроме меня ничего нет. Но! Среди всех этих идей есть идея, источником которой я быть не могу. Это </w:t>
-      </w:r>
-      <w:r>
-        <w:rPr>
-          <w:i/>
-        </w:rPr>
-        <w:t>идея всех идей</w:t>
-      </w:r>
-      <w:r>
-        <w:t xml:space="preserve">. Раз каждой идее соответствует реальность, то идея всех идей содержит всю полноту реальности. И я не могу быть источником такой идеи, потому что я не могу быть всем: ведь если бы я содержал в себе всю полноту реальности, то я бы не делал ошибок, не испытывал сомнений, обладал бы интуитивным доступом ко всему. Во мне есть какая-то нехватка, недостаток, из-за которого я испытываю иллюзию. Именно поэтому солипсист всегда оказывается неправ. Хорошо, отвечает солипсист, вы доказали существование «я» и доказали, что кроме кроме «я» есть ещё что-то. Но что именно существует кроме, доказать уже точно никак не получится. Теперь нужно получить какую-то информацию об окружающей меня реальности, только исходя из факта того, что я вижу некоторые иллюзии. Если существуют такие идеи, между которыми я не могу найти общих черт (иначе говоря — нередуцируемые идеи, неустранимые различия в идеях, distinctio), в </w:t>
-      </w:r>
-      <w:r>
-        <w:lastRenderedPageBreak/>
-        <w:t>таком случае, разрыву между двумя этими идеями должна также соответствовать какая-то реальность. (Пример устранимых различий — стул и стол. Оба можно свести к мебели).</w:t>
+      <w:pPr>
+        <w:pStyle w:val="Heading2"/>
+        <w:rPr>
+          <w:lang w:val="ru-RU"/>
+        </w:rPr>
+      </w:pPr>
+      <w:r>
+        <w:rPr>
+          <w:lang w:val="ru-RU"/>
+        </w:rPr>
+        <w:t>Идея всех идей</w:t>
       </w:r>
     </w:p>
     <w:p>
-      <w:r>
-        <w:t xml:space="preserve">Главный пример Декарта: пример о воске. Воск обладает неизменными качествами — протяженностью, изменчивостью и гибкостью, и многими «приходящими» качествами: цвет, запах, форма. Причем неизменные качества я мыслю ясно и отчетливо, тогда как остальные ощущаются мною смутно. Этот ход мысли нужен, чтобы указать на различие: те качества, которые ощущаются смутно, являются </w:t>
-      </w:r>
-      <w:r>
-        <w:rPr>
+      <w:pPr>
+        <w:rPr>
+          <w:rFonts w:ascii="Times New Roman" w:hAnsi="Times New Roman" w:cs="Times New Roman"/>
+          <w:sz w:val="24"/>
+          <w:szCs w:val="24"/>
+          <w:lang w:val="ru-RU"/>
+        </w:rPr>
+      </w:pPr>
+      <w:r>
+        <w:rPr>
+          <w:rFonts w:ascii="Times New Roman" w:hAnsi="Times New Roman" w:cs="Times New Roman"/>
+          <w:sz w:val="24"/>
+          <w:szCs w:val="24"/>
+          <w:lang w:val="ru-RU"/>
+        </w:rPr>
+        <w:t>От доказательства себя переходим к доказательству всего остального</w:t>
+      </w:r>
+      <w:r>
+        <w:rPr>
+          <w:rFonts w:ascii="Times New Roman" w:hAnsi="Times New Roman" w:cs="Times New Roman"/>
+          <w:sz w:val="24"/>
+          <w:szCs w:val="24"/>
+          <w:lang w:val="ru-RU"/>
+        </w:rPr>
+        <w:t>:</w:t>
+      </w:r>
+      <w:r>
+        <w:rPr>
+          <w:rFonts w:ascii="Times New Roman" w:hAnsi="Times New Roman" w:cs="Times New Roman"/>
+          <w:sz w:val="24"/>
+          <w:szCs w:val="24"/>
+          <w:lang w:val="ru-RU"/>
+        </w:rPr>
+        <w:t xml:space="preserve"> </w:t>
+      </w:r>
+      <w:r>
+        <w:rPr>
+          <w:rFonts w:ascii="Times New Roman" w:hAnsi="Times New Roman" w:cs="Times New Roman"/>
           <w:i/>
-        </w:rPr>
-        <w:t>imaginere</w:t>
-      </w:r>
-      <w:r>
-        <w:t xml:space="preserve"> — представление, воображение. Его характеризует некая достройка — я как будто достраиваю реальность (пример достройки — выглянув на улицу, Декарт видит не людей, а движущиеся по улице шляпы, достраивая человеческие качества). Постоянные качества познаются с помощью </w:t>
-      </w:r>
-      <w:r>
-        <w:rPr>
+          <w:iCs/>
+          <w:sz w:val="24"/>
+          <w:szCs w:val="24"/>
+          <w:lang w:val="ru-RU"/>
+        </w:rPr>
+        <w:t>реальность</w:t>
+      </w:r>
+      <w:r>
+        <w:rPr>
+          <w:rFonts w:ascii="Times New Roman" w:hAnsi="Times New Roman" w:cs="Times New Roman"/>
+          <w:sz w:val="24"/>
+          <w:szCs w:val="24"/>
+          <w:lang w:val="ru-RU"/>
+        </w:rPr>
+        <w:t xml:space="preserve"> это или иллюзия сейчас неважно, важно то, что это </w:t>
+      </w:r>
+      <w:r>
+        <w:rPr>
+          <w:rFonts w:ascii="Times New Roman" w:hAnsi="Times New Roman" w:cs="Times New Roman"/>
+          <w:b/>
+          <w:bCs/>
+          <w:iCs/>
+          <w:sz w:val="24"/>
+          <w:szCs w:val="24"/>
+          <w:lang w:val="ru-RU"/>
+        </w:rPr>
+        <w:t>идея</w:t>
+      </w:r>
+      <w:r>
+        <w:rPr>
+          <w:rFonts w:ascii="Times New Roman" w:hAnsi="Times New Roman" w:cs="Times New Roman"/>
+          <w:sz w:val="24"/>
+          <w:szCs w:val="24"/>
+          <w:lang w:val="ru-RU"/>
+        </w:rPr>
+        <w:t xml:space="preserve">. Если есть иллюзия, то она состоит из определенных </w:t>
+      </w:r>
+      <w:r>
+        <w:rPr>
+          <w:rFonts w:ascii="Times New Roman" w:hAnsi="Times New Roman" w:cs="Times New Roman"/>
           <w:i/>
-        </w:rPr>
-        <w:t>intellectio</w:t>
-      </w:r>
-      <w:r>
-        <w:t xml:space="preserve"> — понимание, логика.</w:t>
+          <w:iCs/>
+          <w:sz w:val="24"/>
+          <w:szCs w:val="24"/>
+          <w:lang w:val="ru-RU"/>
+        </w:rPr>
+        <w:t>идей</w:t>
+      </w:r>
+      <w:r>
+        <w:rPr>
+          <w:rFonts w:ascii="Times New Roman" w:hAnsi="Times New Roman" w:cs="Times New Roman"/>
+          <w:sz w:val="24"/>
+          <w:szCs w:val="24"/>
+          <w:lang w:val="ru-RU"/>
+        </w:rPr>
+        <w:t xml:space="preserve">, каждой из которых соответствует какая-то </w:t>
+      </w:r>
+      <w:r>
+        <w:rPr>
+          <w:rFonts w:ascii="Times New Roman" w:hAnsi="Times New Roman" w:cs="Times New Roman"/>
+          <w:i/>
+          <w:iCs/>
+          <w:sz w:val="24"/>
+          <w:szCs w:val="24"/>
+          <w:lang w:val="ru-RU"/>
+        </w:rPr>
+        <w:t>реальность</w:t>
+      </w:r>
+      <w:r>
+        <w:rPr>
+          <w:rFonts w:ascii="Times New Roman" w:hAnsi="Times New Roman" w:cs="Times New Roman"/>
+          <w:sz w:val="24"/>
+          <w:szCs w:val="24"/>
+          <w:lang w:val="ru-RU"/>
+        </w:rPr>
+        <w:t xml:space="preserve">. В </w:t>
+      </w:r>
+      <w:r>
+        <w:rPr>
+          <w:rFonts w:ascii="Times New Roman" w:hAnsi="Times New Roman" w:cs="Times New Roman"/>
+          <w:i/>
+          <w:iCs/>
+          <w:sz w:val="24"/>
+          <w:szCs w:val="24"/>
+          <w:lang w:val="ru-RU"/>
+        </w:rPr>
+        <w:t>идее</w:t>
+      </w:r>
+      <w:r>
+        <w:rPr>
+          <w:rFonts w:ascii="Times New Roman" w:hAnsi="Times New Roman" w:cs="Times New Roman"/>
+          <w:sz w:val="24"/>
+          <w:szCs w:val="24"/>
+          <w:lang w:val="ru-RU"/>
+        </w:rPr>
+        <w:t xml:space="preserve"> иллюзии, которая у меня есть, не может быть больше </w:t>
+      </w:r>
+      <w:r>
+        <w:rPr>
+          <w:rFonts w:ascii="Times New Roman" w:hAnsi="Times New Roman" w:cs="Times New Roman"/>
+          <w:i/>
+          <w:iCs/>
+          <w:sz w:val="24"/>
+          <w:szCs w:val="24"/>
+          <w:lang w:val="ru-RU"/>
+        </w:rPr>
+        <w:t>реальности</w:t>
+      </w:r>
+      <w:r>
+        <w:rPr>
+          <w:rFonts w:ascii="Times New Roman" w:hAnsi="Times New Roman" w:cs="Times New Roman"/>
+          <w:sz w:val="24"/>
+          <w:szCs w:val="24"/>
+          <w:lang w:val="ru-RU"/>
+        </w:rPr>
+        <w:t xml:space="preserve">, чем в </w:t>
+      </w:r>
+      <w:r>
+        <w:rPr>
+          <w:rFonts w:ascii="Times New Roman" w:hAnsi="Times New Roman" w:cs="Times New Roman"/>
+          <w:i/>
+          <w:iCs/>
+          <w:sz w:val="24"/>
+          <w:szCs w:val="24"/>
+          <w:lang w:val="ru-RU"/>
+        </w:rPr>
+        <w:t>базисе</w:t>
+      </w:r>
+      <w:r>
+        <w:rPr>
+          <w:rFonts w:ascii="Times New Roman" w:hAnsi="Times New Roman" w:cs="Times New Roman"/>
+          <w:sz w:val="24"/>
+          <w:szCs w:val="24"/>
+          <w:lang w:val="ru-RU"/>
+        </w:rPr>
+        <w:t xml:space="preserve"> этой </w:t>
+      </w:r>
+      <w:r>
+        <w:rPr>
+          <w:rFonts w:ascii="Times New Roman" w:hAnsi="Times New Roman" w:cs="Times New Roman"/>
+          <w:i/>
+          <w:iCs/>
+          <w:sz w:val="24"/>
+          <w:szCs w:val="24"/>
+          <w:lang w:val="ru-RU"/>
+        </w:rPr>
+        <w:t>идеи</w:t>
+      </w:r>
+      <w:r>
+        <w:rPr>
+          <w:rFonts w:ascii="Times New Roman" w:hAnsi="Times New Roman" w:cs="Times New Roman"/>
+          <w:sz w:val="24"/>
+          <w:szCs w:val="24"/>
+          <w:lang w:val="ru-RU"/>
+        </w:rPr>
+        <w:t>.</w:t>
       </w:r>
     </w:p>
     <w:p>
-      <w:r>
-        <w:t xml:space="preserve">Итого: видя качества, которые я воспринимаю через </w:t>
-      </w:r>
-      <w:r>
-        <w:rPr>
-          <w:i/>
-        </w:rPr>
-        <w:t>imaginere</w:t>
-      </w:r>
-      <w:r>
-        <w:t xml:space="preserve">, я испытываю заблуждения, вижу иллюзию; с помощью </w:t>
-      </w:r>
-      <w:r>
-        <w:rPr>
-          <w:i/>
-        </w:rPr>
-        <w:t>intellectio</w:t>
-      </w:r>
-      <w:r>
-        <w:t xml:space="preserve"> я совершаю «корректировку» реальности, причем не факт, что корректировка привела меня к истине — возможно она загнала меня в новую иллюзию; важно обладание самим фактом корректировки.</w:t>
+      <w:pPr>
+        <w:rPr>
+          <w:rFonts w:ascii="Times New Roman" w:hAnsi="Times New Roman" w:cs="Times New Roman"/>
+          <w:sz w:val="24"/>
+          <w:szCs w:val="24"/>
+          <w:lang w:val="ru-RU"/>
+        </w:rPr>
+      </w:pPr>
+      <w:proofErr w:type="gramStart"/>
+      <w:r>
+        <w:rPr>
+          <w:rFonts w:ascii="Times New Roman" w:hAnsi="Times New Roman" w:cs="Times New Roman"/>
+          <w:sz w:val="24"/>
+          <w:szCs w:val="24"/>
+          <w:lang w:val="ru-RU"/>
+        </w:rPr>
+        <w:t>![</w:t>
+      </w:r>
+      <w:proofErr w:type="gramEnd"/>
+      <w:r>
+        <w:rPr>
+          <w:rFonts w:ascii="Times New Roman" w:hAnsi="Times New Roman" w:cs="Times New Roman"/>
+          <w:sz w:val="24"/>
+          <w:szCs w:val="24"/>
+          <w:lang w:val="ru-RU"/>
+        </w:rPr>
+        <w:t>[</w:t>
+      </w:r>
+      <w:r>
+        <w:rPr>
+          <w:rFonts w:ascii="Times New Roman" w:hAnsi="Times New Roman" w:cs="Times New Roman"/>
+          <w:sz w:val="24"/>
+          <w:szCs w:val="24"/>
+        </w:rPr>
+        <w:t>Drawing</w:t>
+      </w:r>
+      <w:r>
+        <w:rPr>
+          <w:rFonts w:ascii="Times New Roman" w:hAnsi="Times New Roman" w:cs="Times New Roman"/>
+          <w:sz w:val="24"/>
+          <w:szCs w:val="24"/>
+          <w:lang w:val="ru-RU"/>
+        </w:rPr>
+        <w:t xml:space="preserve"> 5.</w:t>
+      </w:r>
+      <w:proofErr w:type="spellStart"/>
+      <w:r>
+        <w:rPr>
+          <w:rFonts w:ascii="Times New Roman" w:hAnsi="Times New Roman" w:cs="Times New Roman"/>
+          <w:sz w:val="24"/>
+          <w:szCs w:val="24"/>
+        </w:rPr>
+        <w:t>png</w:t>
+      </w:r>
+      <w:proofErr w:type="spellEnd"/>
+      <w:r>
+        <w:rPr>
+          <w:rFonts w:ascii="Times New Roman" w:hAnsi="Times New Roman" w:cs="Times New Roman"/>
+          <w:sz w:val="24"/>
+          <w:szCs w:val="24"/>
+          <w:lang w:val="ru-RU"/>
+        </w:rPr>
+        <w:t>]]</w:t>
       </w:r>
     </w:p>
     <w:p>
-      <w:r>
-        <w:t xml:space="preserve">Бог у Декарта является логической конструкцией; в нашем примере богом выступала идея всех идей. Важно здесь то, </w:t>
-      </w:r>
-      <w:r>
-        <w:rPr>
+      <w:pPr>
+        <w:rPr>
+          <w:rFonts w:ascii="Times New Roman" w:hAnsi="Times New Roman" w:cs="Times New Roman"/>
+          <w:sz w:val="24"/>
+          <w:szCs w:val="24"/>
+          <w:lang w:val="ru-RU"/>
+        </w:rPr>
+      </w:pPr>
+      <w:r>
+        <w:rPr>
+          <w:rFonts w:ascii="Times New Roman" w:hAnsi="Times New Roman" w:cs="Times New Roman"/>
+          <w:sz w:val="24"/>
+          <w:szCs w:val="24"/>
+          <w:lang w:val="ru-RU"/>
+        </w:rPr>
+        <w:t xml:space="preserve">Возможно, я сам являюсь источником всех этих иллюзий; может быть, всё есть </w:t>
+      </w:r>
+      <w:r>
+        <w:rPr>
+          <w:rFonts w:ascii="Times New Roman" w:hAnsi="Times New Roman" w:cs="Times New Roman"/>
+          <w:sz w:val="24"/>
+          <w:szCs w:val="24"/>
+          <w:lang w:val="ru-RU"/>
+        </w:rPr>
+        <w:t>«</w:t>
+      </w:r>
+      <w:r>
+        <w:rPr>
+          <w:rFonts w:ascii="Times New Roman" w:hAnsi="Times New Roman" w:cs="Times New Roman"/>
+          <w:sz w:val="24"/>
+          <w:szCs w:val="24"/>
+          <w:lang w:val="ru-RU"/>
+        </w:rPr>
+        <w:t>я</w:t>
+      </w:r>
+      <w:r>
+        <w:rPr>
+          <w:rFonts w:ascii="Times New Roman" w:hAnsi="Times New Roman" w:cs="Times New Roman"/>
+          <w:sz w:val="24"/>
+          <w:szCs w:val="24"/>
+          <w:lang w:val="ru-RU"/>
+        </w:rPr>
+        <w:t>»</w:t>
+      </w:r>
+      <w:r>
+        <w:rPr>
+          <w:rFonts w:ascii="Times New Roman" w:hAnsi="Times New Roman" w:cs="Times New Roman"/>
+          <w:sz w:val="24"/>
+          <w:szCs w:val="24"/>
+          <w:lang w:val="ru-RU"/>
+        </w:rPr>
+        <w:t xml:space="preserve"> и кроме меня ничего нет. Но! Среди всех этих </w:t>
+      </w:r>
+      <w:r>
+        <w:rPr>
+          <w:rFonts w:ascii="Times New Roman" w:hAnsi="Times New Roman" w:cs="Times New Roman"/>
           <w:i/>
-        </w:rPr>
-        <w:t>что через этот ход мысли мы, в отличии от монотеизма, не через душу и тело понимаем свой разрыв между imaginere и intellectio, но наоборот: через imaginere и intellectio мы понимаем душу и тело</w:t>
-      </w:r>
-      <w:r>
-        <w:t>, как различие двух наших способностей, вступающих друг с другом в противоречие; между ними — раздор, и между ними нет промежуточной способности, как между двумя нередуцируемыми идеями: одна испытывает иллюзию, другая может понять реальность.</w:t>
+          <w:iCs/>
+          <w:sz w:val="24"/>
+          <w:szCs w:val="24"/>
+          <w:lang w:val="ru-RU"/>
+        </w:rPr>
+        <w:t>идей</w:t>
+      </w:r>
+      <w:r>
+        <w:rPr>
+          <w:rFonts w:ascii="Times New Roman" w:hAnsi="Times New Roman" w:cs="Times New Roman"/>
+          <w:sz w:val="24"/>
+          <w:szCs w:val="24"/>
+          <w:lang w:val="ru-RU"/>
+        </w:rPr>
+        <w:t xml:space="preserve"> есть </w:t>
+      </w:r>
+      <w:r>
+        <w:rPr>
+          <w:rFonts w:ascii="Times New Roman" w:hAnsi="Times New Roman" w:cs="Times New Roman"/>
+          <w:i/>
+          <w:iCs/>
+          <w:sz w:val="24"/>
+          <w:szCs w:val="24"/>
+          <w:lang w:val="ru-RU"/>
+        </w:rPr>
+        <w:t>идея</w:t>
+      </w:r>
+      <w:r>
+        <w:rPr>
+          <w:rFonts w:ascii="Times New Roman" w:hAnsi="Times New Roman" w:cs="Times New Roman"/>
+          <w:sz w:val="24"/>
+          <w:szCs w:val="24"/>
+          <w:lang w:val="ru-RU"/>
+        </w:rPr>
+        <w:t xml:space="preserve">, источником которой я быть не могу. Это </w:t>
+      </w:r>
+      <w:r>
+        <w:rPr>
+          <w:rFonts w:ascii="Times New Roman" w:hAnsi="Times New Roman" w:cs="Times New Roman"/>
+          <w:b/>
+          <w:bCs/>
+          <w:iCs/>
+          <w:sz w:val="24"/>
+          <w:szCs w:val="24"/>
+          <w:lang w:val="ru-RU"/>
+        </w:rPr>
+        <w:t>идея всех идей</w:t>
+      </w:r>
+      <w:r>
+        <w:rPr>
+          <w:rFonts w:ascii="Times New Roman" w:hAnsi="Times New Roman" w:cs="Times New Roman"/>
+          <w:sz w:val="24"/>
+          <w:szCs w:val="24"/>
+          <w:lang w:val="ru-RU"/>
+        </w:rPr>
+        <w:t xml:space="preserve">. Раз каждой идее соответствует реальность, то идея всех идей содержит всю полноту реальности. И я не могу быть источником такой идеи, потому что я не могу быть всем: ведь если бы я содержал в себе всю полноту реальности, то я бы не делал ошибок, не испытывал сомнений, </w:t>
+      </w:r>
+      <w:r>
+        <w:rPr>
+          <w:rFonts w:ascii="Times New Roman" w:hAnsi="Times New Roman" w:cs="Times New Roman"/>
+          <w:i/>
+          <w:iCs/>
+          <w:sz w:val="24"/>
+          <w:szCs w:val="24"/>
+          <w:lang w:val="ru-RU"/>
+        </w:rPr>
+        <w:t>обладал бы интуитивным доступом ко всему</w:t>
+      </w:r>
+      <w:r>
+        <w:rPr>
+          <w:rFonts w:ascii="Times New Roman" w:hAnsi="Times New Roman" w:cs="Times New Roman"/>
+          <w:sz w:val="24"/>
+          <w:szCs w:val="24"/>
+          <w:lang w:val="ru-RU"/>
+        </w:rPr>
+        <w:t xml:space="preserve">. Во </w:t>
+      </w:r>
+      <w:r>
+        <w:rPr>
+          <w:rFonts w:ascii="Times New Roman" w:hAnsi="Times New Roman" w:cs="Times New Roman"/>
+          <w:sz w:val="24"/>
+          <w:szCs w:val="24"/>
+          <w:lang w:val="ru-RU"/>
+        </w:rPr>
+        <w:lastRenderedPageBreak/>
+        <w:t>мне есть какая-то нехватка, недостаток, из-за которого я испытываю иллюзию. Именно поэтому солипсист всегда оказывается неправ.</w:t>
       </w:r>
     </w:p>
     <w:p>
-      <w:r>
-        <w:t>Наличие способности корректировки уникально: животное, увидев мираж, подойдя к нему и увидев, что он испарился, просто выберет этому какое-то  объяснение, как-то интерпретирует; но человек каким-то образом поймёт, что это был мираж.</w:t>
+      <w:pPr>
+        <w:pStyle w:val="Heading2"/>
+        <w:rPr>
+          <w:lang w:val="ru-RU"/>
+        </w:rPr>
+      </w:pPr>
+      <w:r>
+        <w:rPr>
+          <w:lang w:val="ru-RU"/>
+        </w:rPr>
+        <w:t>Что именно существует?</w:t>
       </w:r>
     </w:p>
     <w:p>
-      <w:r>
-        <w:t xml:space="preserve">Ещё один пример </w:t>
-      </w:r>
-      <w:r>
-        <w:rPr>
-          <w:i/>
-        </w:rPr>
-        <w:t>distinctio</w:t>
-      </w:r>
-      <w:r>
-        <w:t xml:space="preserve">: Есть идеи, которые я испытываю. Все они делятся на два типа принципиальным и неустранимым различием: контролируемые и неконтролируемые. Пример: попробуйте сдвинуть предмет силой мысли, не прикасаясь к нему. Контролируемые идеи исходят от </w:t>
-      </w:r>
-      <w:r>
-        <w:rPr>
-          <w:i/>
-        </w:rPr>
-        <w:t>мыслящей субстанции</w:t>
-      </w:r>
-      <w:r>
-        <w:t xml:space="preserve">, неконтролируемые — от </w:t>
-      </w:r>
-      <w:r>
-        <w:rPr>
-          <w:i/>
-        </w:rPr>
-        <w:t>протяженной субстанции</w:t>
-      </w:r>
-      <w:r>
-        <w:t xml:space="preserve">. Эти идеи имеют между собой неустранимые различия — значит, в соответствующей им реальности также присутствует различие. Отсюда вытекает </w:t>
-      </w:r>
-      <w:r>
-        <w:rPr>
-          <w:b/>
-          <w:i/>
-        </w:rPr>
-        <w:t>дуализм</w:t>
-      </w:r>
-      <w:r>
-        <w:t>: реальность — расщепленная. У нее есть две части: мыслящая и протяженная субстанция. И это расщепление проходит буквально через меня; я — грань между двумя реальностями.</w:t>
+      <w:pPr>
+        <w:rPr>
+          <w:rFonts w:ascii="Times New Roman" w:hAnsi="Times New Roman" w:cs="Times New Roman"/>
+          <w:sz w:val="24"/>
+          <w:szCs w:val="24"/>
+          <w:lang w:val="ru-RU"/>
+        </w:rPr>
+      </w:pPr>
+      <w:r>
+        <w:rPr>
+          <w:rFonts w:ascii="Times New Roman" w:hAnsi="Times New Roman" w:cs="Times New Roman"/>
+          <w:sz w:val="24"/>
+          <w:szCs w:val="24"/>
+          <w:lang w:val="ru-RU"/>
+        </w:rPr>
+        <w:t>Выше было д</w:t>
+      </w:r>
+      <w:r>
+        <w:rPr>
+          <w:rFonts w:ascii="Times New Roman" w:hAnsi="Times New Roman" w:cs="Times New Roman"/>
+          <w:sz w:val="24"/>
+          <w:szCs w:val="24"/>
+          <w:lang w:val="ru-RU"/>
+        </w:rPr>
+        <w:t xml:space="preserve">оказано </w:t>
+      </w:r>
+      <w:r>
+        <w:rPr>
+          <w:rFonts w:ascii="Times New Roman" w:hAnsi="Times New Roman" w:cs="Times New Roman"/>
+          <w:sz w:val="24"/>
+          <w:szCs w:val="24"/>
+          <w:lang w:val="ru-RU"/>
+        </w:rPr>
+        <w:t>существование «я» и доказа</w:t>
+      </w:r>
+      <w:r>
+        <w:rPr>
+          <w:rFonts w:ascii="Times New Roman" w:hAnsi="Times New Roman" w:cs="Times New Roman"/>
+          <w:sz w:val="24"/>
+          <w:szCs w:val="24"/>
+          <w:lang w:val="ru-RU"/>
+        </w:rPr>
+        <w:t>но</w:t>
+      </w:r>
+      <w:r>
+        <w:rPr>
+          <w:rFonts w:ascii="Times New Roman" w:hAnsi="Times New Roman" w:cs="Times New Roman"/>
+          <w:sz w:val="24"/>
+          <w:szCs w:val="24"/>
+          <w:lang w:val="ru-RU"/>
+        </w:rPr>
+        <w:t>, что кроме</w:t>
+      </w:r>
+      <w:r>
+        <w:rPr>
+          <w:rFonts w:ascii="Times New Roman" w:hAnsi="Times New Roman" w:cs="Times New Roman"/>
+          <w:sz w:val="24"/>
+          <w:szCs w:val="24"/>
+          <w:lang w:val="ru-RU"/>
+        </w:rPr>
+        <w:t xml:space="preserve"> </w:t>
+      </w:r>
+      <w:r>
+        <w:rPr>
+          <w:rFonts w:ascii="Times New Roman" w:hAnsi="Times New Roman" w:cs="Times New Roman"/>
+          <w:sz w:val="24"/>
+          <w:szCs w:val="24"/>
+          <w:lang w:val="ru-RU"/>
+        </w:rPr>
+        <w:t xml:space="preserve">«я» есть ещё что-то. Но </w:t>
+      </w:r>
+      <w:r>
+        <w:rPr>
+          <w:rFonts w:ascii="Times New Roman" w:hAnsi="Times New Roman" w:cs="Times New Roman"/>
+          <w:sz w:val="24"/>
+          <w:szCs w:val="24"/>
+          <w:lang w:val="ru-RU"/>
+        </w:rPr>
+        <w:t xml:space="preserve">как доказать, </w:t>
+      </w:r>
+      <w:r>
+        <w:rPr>
+          <w:rFonts w:ascii="Times New Roman" w:hAnsi="Times New Roman" w:cs="Times New Roman"/>
+          <w:sz w:val="24"/>
+          <w:szCs w:val="24"/>
+          <w:lang w:val="ru-RU"/>
+        </w:rPr>
+        <w:t>что именно существует кроме</w:t>
+      </w:r>
+      <w:r>
+        <w:rPr>
+          <w:rFonts w:ascii="Times New Roman" w:hAnsi="Times New Roman" w:cs="Times New Roman"/>
+          <w:sz w:val="24"/>
+          <w:szCs w:val="24"/>
+          <w:lang w:val="ru-RU"/>
+        </w:rPr>
+        <w:t xml:space="preserve"> «меня» и «чего-то кроме меня»?</w:t>
       </w:r>
     </w:p>
     <w:p>
-      <w:r>
-        <w:t>Отличие от монотеизма заключается в том, что там, чтобы познать реальность, нужно отречься от иллюзии: через аскетические практики отказываться ото всех удовольствий; Декарт говорит, что иллюзию не нужно отбрасывать, через нее реальность можно познать: тот факт, что существует разделение между душой и телом, уже является информацией о реальности. Дуалистичность нашего мира с его расколом, проходящим ровно через меня, это информация о мире.</w:t>
+      <w:pPr>
+        <w:rPr>
+          <w:rFonts w:ascii="Times New Roman" w:hAnsi="Times New Roman" w:cs="Times New Roman"/>
+          <w:sz w:val="24"/>
+          <w:szCs w:val="24"/>
+          <w:lang w:val="ru-RU"/>
+        </w:rPr>
+      </w:pPr>
+      <w:r>
+        <w:rPr>
+          <w:rFonts w:ascii="Times New Roman" w:hAnsi="Times New Roman" w:cs="Times New Roman"/>
+          <w:sz w:val="24"/>
+          <w:szCs w:val="24"/>
+          <w:lang w:val="ru-RU"/>
+        </w:rPr>
+        <w:t>Для этого</w:t>
+      </w:r>
+      <w:r>
+        <w:rPr>
+          <w:rFonts w:ascii="Times New Roman" w:hAnsi="Times New Roman" w:cs="Times New Roman"/>
+          <w:sz w:val="24"/>
+          <w:szCs w:val="24"/>
+          <w:lang w:val="ru-RU"/>
+        </w:rPr>
+        <w:t xml:space="preserve"> нужно получить какую-то информацию об окружающей реальности, только исходя из факта того, что я вижу некоторые иллюзии. Если существуют такие идеи, между которыми я не могу найти общих черт (иначе говоря — нередуцируемые идеи, неустранимые различия в идеях, </w:t>
+      </w:r>
+      <w:proofErr w:type="spellStart"/>
+      <w:r>
+        <w:rPr>
+          <w:rFonts w:ascii="Times New Roman" w:hAnsi="Times New Roman" w:cs="Times New Roman"/>
+          <w:i/>
+          <w:iCs/>
+          <w:sz w:val="24"/>
+          <w:szCs w:val="24"/>
+        </w:rPr>
+        <w:t>distinctio</w:t>
+      </w:r>
+      <w:proofErr w:type="spellEnd"/>
+      <w:r>
+        <w:rPr>
+          <w:rFonts w:ascii="Times New Roman" w:hAnsi="Times New Roman" w:cs="Times New Roman"/>
+          <w:sz w:val="24"/>
+          <w:szCs w:val="24"/>
+          <w:lang w:val="ru-RU"/>
+        </w:rPr>
+        <w:t>), в таком случае, разрыву между двумя этими идеями должна также соответствовать какая-то реальность.</w:t>
       </w:r>
     </w:p>
-    <w:p/>
+    <w:p>
+      <w:pPr>
+        <w:pStyle w:val="Quote"/>
+        <w:rPr>
+          <w:lang w:val="ru-RU"/>
+        </w:rPr>
+      </w:pPr>
+      <w:r>
+        <w:rPr>
+          <w:lang w:val="ru-RU"/>
+        </w:rPr>
+        <w:t>Пример устранимых различий — стул и стол. Оба можно свести к мебели.</w:t>
+      </w:r>
+    </w:p>
+    <w:p>
+      <w:pPr>
+        <w:pStyle w:val="Heading3"/>
+        <w:rPr>
+          <w:lang w:val="ru-RU"/>
+        </w:rPr>
+      </w:pPr>
+      <w:r>
+        <w:rPr>
+          <w:lang w:val="ru-RU"/>
+        </w:rPr>
+        <w:t>П</w:t>
+      </w:r>
+      <w:r>
+        <w:rPr>
+          <w:lang w:val="ru-RU"/>
+        </w:rPr>
+        <w:t>ример о воске</w:t>
+      </w:r>
+    </w:p>
+    <w:p>
+      <w:pPr>
+        <w:rPr>
+          <w:rFonts w:ascii="Times New Roman" w:hAnsi="Times New Roman" w:cs="Times New Roman"/>
+          <w:sz w:val="24"/>
+          <w:szCs w:val="24"/>
+          <w:lang w:val="ru-RU"/>
+        </w:rPr>
+      </w:pPr>
+      <w:r>
+        <w:rPr>
+          <w:rFonts w:ascii="Times New Roman" w:hAnsi="Times New Roman" w:cs="Times New Roman"/>
+          <w:sz w:val="24"/>
+          <w:szCs w:val="24"/>
+          <w:lang w:val="ru-RU"/>
+        </w:rPr>
+        <w:t>Это г</w:t>
+      </w:r>
+      <w:r>
+        <w:rPr>
+          <w:rFonts w:ascii="Times New Roman" w:hAnsi="Times New Roman" w:cs="Times New Roman"/>
+          <w:sz w:val="24"/>
+          <w:szCs w:val="24"/>
+          <w:lang w:val="ru-RU"/>
+        </w:rPr>
+        <w:t xml:space="preserve">лавный пример Декарта. Воск обладает неизменными качествами — протяженностью, изменчивостью и гибкостью, и многими приходящими качествами: цвет, запах, форма. Причем неизменные качества я мыслю </w:t>
+      </w:r>
+      <w:r>
+        <w:rPr>
+          <w:rFonts w:ascii="Times New Roman" w:hAnsi="Times New Roman" w:cs="Times New Roman"/>
+          <w:i/>
+          <w:iCs/>
+          <w:sz w:val="24"/>
+          <w:szCs w:val="24"/>
+          <w:lang w:val="ru-RU"/>
+        </w:rPr>
+        <w:t>ясно и отчетливо</w:t>
+      </w:r>
+      <w:r>
+        <w:rPr>
+          <w:rFonts w:ascii="Times New Roman" w:hAnsi="Times New Roman" w:cs="Times New Roman"/>
+          <w:sz w:val="24"/>
+          <w:szCs w:val="24"/>
+          <w:lang w:val="ru-RU"/>
+        </w:rPr>
+        <w:t xml:space="preserve">, тогда как остальные ощущаются мною смутно. Этот ход мысли нужен, чтобы указать на различие: те качества, которые ощущаются смутно, являются </w:t>
+      </w:r>
+      <w:proofErr w:type="spellStart"/>
+      <w:r>
+        <w:rPr>
+          <w:rFonts w:ascii="Times New Roman" w:hAnsi="Times New Roman" w:cs="Times New Roman"/>
+          <w:b/>
+          <w:bCs/>
+          <w:iCs/>
+          <w:sz w:val="24"/>
+          <w:szCs w:val="24"/>
+        </w:rPr>
+        <w:t>imaginere</w:t>
+      </w:r>
+      <w:proofErr w:type="spellEnd"/>
+      <w:r>
+        <w:rPr>
+          <w:rFonts w:ascii="Times New Roman" w:hAnsi="Times New Roman" w:cs="Times New Roman"/>
+          <w:sz w:val="24"/>
+          <w:szCs w:val="24"/>
+          <w:lang w:val="ru-RU"/>
+        </w:rPr>
+        <w:t xml:space="preserve"> — представление, воображение. Его характеризует некая достройка — я как будто достраиваю реальность</w:t>
+      </w:r>
+      <w:r>
+        <w:rPr>
+          <w:rFonts w:ascii="Times New Roman" w:hAnsi="Times New Roman" w:cs="Times New Roman"/>
+          <w:sz w:val="24"/>
+          <w:szCs w:val="24"/>
+          <w:lang w:val="ru-RU"/>
+        </w:rPr>
+        <w:t xml:space="preserve">. </w:t>
+      </w:r>
+      <w:r>
+        <w:rPr>
+          <w:rFonts w:ascii="Times New Roman" w:hAnsi="Times New Roman" w:cs="Times New Roman"/>
+          <w:sz w:val="24"/>
+          <w:szCs w:val="24"/>
+          <w:lang w:val="ru-RU"/>
+        </w:rPr>
+        <w:t xml:space="preserve">Постоянные качества познаются с помощью </w:t>
+      </w:r>
+      <w:proofErr w:type="spellStart"/>
+      <w:r>
+        <w:rPr>
+          <w:rFonts w:ascii="Times New Roman" w:hAnsi="Times New Roman" w:cs="Times New Roman"/>
+          <w:b/>
+          <w:bCs/>
+          <w:iCs/>
+          <w:sz w:val="24"/>
+          <w:szCs w:val="24"/>
+        </w:rPr>
+        <w:t>intellectio</w:t>
+      </w:r>
+      <w:proofErr w:type="spellEnd"/>
+      <w:r>
+        <w:rPr>
+          <w:rFonts w:ascii="Times New Roman" w:hAnsi="Times New Roman" w:cs="Times New Roman"/>
+          <w:sz w:val="24"/>
+          <w:szCs w:val="24"/>
+          <w:lang w:val="ru-RU"/>
+        </w:rPr>
+        <w:t xml:space="preserve"> — понимание, логика.</w:t>
+      </w:r>
+    </w:p>
+    <w:p>
+      <w:pPr>
+        <w:pStyle w:val="Quote"/>
+        <w:rPr>
+          <w:lang w:val="ru-RU"/>
+        </w:rPr>
+      </w:pPr>
+      <w:r>
+        <w:rPr>
+          <w:lang w:val="ru-RU"/>
+        </w:rPr>
+        <w:t>П</w:t>
+      </w:r>
+      <w:r>
+        <w:rPr>
+          <w:lang w:val="ru-RU"/>
+        </w:rPr>
+        <w:t>ример достройки — выглянув на улицу, Декарт видит не людей, а движущиеся по улице шляпы, достраивая человеческие качества</w:t>
+      </w:r>
+      <w:r>
+        <w:rPr>
+          <w:lang w:val="ru-RU"/>
+        </w:rPr>
+        <w:t>.</w:t>
+      </w:r>
+    </w:p>
+    <w:p>
+      <w:pPr>
+        <w:rPr>
+          <w:rFonts w:ascii="Times New Roman" w:hAnsi="Times New Roman" w:cs="Times New Roman"/>
+          <w:sz w:val="24"/>
+          <w:szCs w:val="24"/>
+          <w:lang w:val="ru-RU"/>
+        </w:rPr>
+      </w:pPr>
+      <w:r>
+        <w:rPr>
+          <w:rFonts w:ascii="Times New Roman" w:hAnsi="Times New Roman" w:cs="Times New Roman"/>
+          <w:sz w:val="24"/>
+          <w:szCs w:val="24"/>
+          <w:lang w:val="ru-RU"/>
+        </w:rPr>
+        <w:t xml:space="preserve">Итого: видя качества, которые я воспринимаю через </w:t>
+      </w:r>
+      <w:proofErr w:type="spellStart"/>
+      <w:r>
+        <w:rPr>
+          <w:rFonts w:ascii="Times New Roman" w:hAnsi="Times New Roman" w:cs="Times New Roman"/>
+          <w:i/>
+          <w:sz w:val="24"/>
+          <w:szCs w:val="24"/>
+        </w:rPr>
+        <w:t>imaginere</w:t>
+      </w:r>
+      <w:proofErr w:type="spellEnd"/>
+      <w:r>
+        <w:rPr>
+          <w:rFonts w:ascii="Times New Roman" w:hAnsi="Times New Roman" w:cs="Times New Roman"/>
+          <w:sz w:val="24"/>
+          <w:szCs w:val="24"/>
+          <w:lang w:val="ru-RU"/>
+        </w:rPr>
+        <w:t xml:space="preserve">, я испытываю заблуждения, вижу иллюзию; с помощью </w:t>
+      </w:r>
+      <w:proofErr w:type="spellStart"/>
+      <w:r>
+        <w:rPr>
+          <w:rFonts w:ascii="Times New Roman" w:hAnsi="Times New Roman" w:cs="Times New Roman"/>
+          <w:i/>
+          <w:sz w:val="24"/>
+          <w:szCs w:val="24"/>
+        </w:rPr>
+        <w:t>intellectio</w:t>
+      </w:r>
+      <w:proofErr w:type="spellEnd"/>
+      <w:r>
+        <w:rPr>
+          <w:rFonts w:ascii="Times New Roman" w:hAnsi="Times New Roman" w:cs="Times New Roman"/>
+          <w:sz w:val="24"/>
+          <w:szCs w:val="24"/>
+          <w:lang w:val="ru-RU"/>
+        </w:rPr>
+        <w:t xml:space="preserve"> я совершаю </w:t>
+      </w:r>
+      <w:r>
+        <w:rPr>
+          <w:rFonts w:ascii="Times New Roman" w:hAnsi="Times New Roman" w:cs="Times New Roman"/>
+          <w:i/>
+          <w:iCs/>
+          <w:sz w:val="24"/>
+          <w:szCs w:val="24"/>
+          <w:lang w:val="ru-RU"/>
+        </w:rPr>
+        <w:t>корректировку</w:t>
+      </w:r>
+      <w:r>
+        <w:rPr>
+          <w:rFonts w:ascii="Times New Roman" w:hAnsi="Times New Roman" w:cs="Times New Roman"/>
+          <w:sz w:val="24"/>
+          <w:szCs w:val="24"/>
+          <w:lang w:val="ru-RU"/>
+        </w:rPr>
+        <w:t xml:space="preserve"> реальности, причем не факт, что</w:t>
+      </w:r>
+      <w:r>
+        <w:rPr>
+          <w:rFonts w:ascii="Times New Roman" w:hAnsi="Times New Roman" w:cs="Times New Roman"/>
+          <w:sz w:val="24"/>
+          <w:szCs w:val="24"/>
+          <w:lang w:val="ru-RU"/>
+        </w:rPr>
+        <w:t xml:space="preserve"> она </w:t>
+      </w:r>
+      <w:r>
+        <w:rPr>
+          <w:rFonts w:ascii="Times New Roman" w:hAnsi="Times New Roman" w:cs="Times New Roman"/>
+          <w:sz w:val="24"/>
+          <w:szCs w:val="24"/>
+          <w:lang w:val="ru-RU"/>
+        </w:rPr>
+        <w:t>привела меня к истине — возможно она загнала меня в новую иллюзию; важно обладание самим фактом корректировки.</w:t>
+      </w:r>
+    </w:p>
+    <w:p>
+      <w:pPr>
+        <w:rPr>
+          <w:rFonts w:ascii="Times New Roman" w:hAnsi="Times New Roman" w:cs="Times New Roman"/>
+          <w:sz w:val="24"/>
+          <w:szCs w:val="24"/>
+          <w:lang w:val="ru-RU"/>
+        </w:rPr>
+      </w:pPr>
+      <w:r>
+        <w:rPr>
+          <w:rFonts w:ascii="Times New Roman" w:hAnsi="Times New Roman" w:cs="Times New Roman"/>
+          <w:sz w:val="24"/>
+          <w:szCs w:val="24"/>
+          <w:lang w:val="ru-RU"/>
+        </w:rPr>
+        <w:t>Вот почему б</w:t>
+      </w:r>
+      <w:r>
+        <w:rPr>
+          <w:rFonts w:ascii="Times New Roman" w:hAnsi="Times New Roman" w:cs="Times New Roman"/>
+          <w:sz w:val="24"/>
+          <w:szCs w:val="24"/>
+          <w:lang w:val="ru-RU"/>
+        </w:rPr>
+        <w:t xml:space="preserve">ог у Декарта является логической конструкцией; в нашем примере богом выступала идея всех идей. Важно здесь то, </w:t>
+      </w:r>
+      <w:r>
+        <w:rPr>
+          <w:rFonts w:ascii="Times New Roman" w:hAnsi="Times New Roman" w:cs="Times New Roman"/>
+          <w:iCs/>
+          <w:sz w:val="24"/>
+          <w:szCs w:val="24"/>
+          <w:u w:val="single"/>
+          <w:lang w:val="ru-RU"/>
+        </w:rPr>
+        <w:t xml:space="preserve">что через этот ход мысли мы, в отличии от монотеизма, не через душу и тело понимаем свой разрыв между </w:t>
+      </w:r>
+      <w:proofErr w:type="spellStart"/>
+      <w:r>
+        <w:rPr>
+          <w:rFonts w:ascii="Times New Roman" w:hAnsi="Times New Roman" w:cs="Times New Roman"/>
+          <w:i/>
+          <w:sz w:val="24"/>
+          <w:szCs w:val="24"/>
+          <w:u w:val="single"/>
+        </w:rPr>
+        <w:t>imaginere</w:t>
+      </w:r>
+      <w:proofErr w:type="spellEnd"/>
+      <w:r>
+        <w:rPr>
+          <w:rFonts w:ascii="Times New Roman" w:hAnsi="Times New Roman" w:cs="Times New Roman"/>
+          <w:iCs/>
+          <w:sz w:val="24"/>
+          <w:szCs w:val="24"/>
+          <w:u w:val="single"/>
+          <w:lang w:val="ru-RU"/>
+        </w:rPr>
+        <w:t xml:space="preserve"> и </w:t>
+      </w:r>
+      <w:proofErr w:type="spellStart"/>
+      <w:r>
+        <w:rPr>
+          <w:rFonts w:ascii="Times New Roman" w:hAnsi="Times New Roman" w:cs="Times New Roman"/>
+          <w:i/>
+          <w:sz w:val="24"/>
+          <w:szCs w:val="24"/>
+          <w:u w:val="single"/>
+        </w:rPr>
+        <w:t>intellectio</w:t>
+      </w:r>
+      <w:proofErr w:type="spellEnd"/>
+      <w:r>
+        <w:rPr>
+          <w:rFonts w:ascii="Times New Roman" w:hAnsi="Times New Roman" w:cs="Times New Roman"/>
+          <w:iCs/>
+          <w:sz w:val="24"/>
+          <w:szCs w:val="24"/>
+          <w:u w:val="single"/>
+          <w:lang w:val="ru-RU"/>
+        </w:rPr>
+        <w:t xml:space="preserve">, но наоборот: через </w:t>
+      </w:r>
+      <w:proofErr w:type="spellStart"/>
+      <w:r>
+        <w:rPr>
+          <w:rFonts w:ascii="Times New Roman" w:hAnsi="Times New Roman" w:cs="Times New Roman"/>
+          <w:i/>
+          <w:sz w:val="24"/>
+          <w:szCs w:val="24"/>
+          <w:u w:val="single"/>
+        </w:rPr>
+        <w:t>imaginere</w:t>
+      </w:r>
+      <w:proofErr w:type="spellEnd"/>
+      <w:r>
+        <w:rPr>
+          <w:rFonts w:ascii="Times New Roman" w:hAnsi="Times New Roman" w:cs="Times New Roman"/>
+          <w:iCs/>
+          <w:sz w:val="24"/>
+          <w:szCs w:val="24"/>
+          <w:u w:val="single"/>
+          <w:lang w:val="ru-RU"/>
+        </w:rPr>
+        <w:t xml:space="preserve"> и </w:t>
+      </w:r>
+      <w:proofErr w:type="spellStart"/>
+      <w:r>
+        <w:rPr>
+          <w:rFonts w:ascii="Times New Roman" w:hAnsi="Times New Roman" w:cs="Times New Roman"/>
+          <w:i/>
+          <w:sz w:val="24"/>
+          <w:szCs w:val="24"/>
+          <w:u w:val="single"/>
+        </w:rPr>
+        <w:t>intellectio</w:t>
+      </w:r>
+      <w:proofErr w:type="spellEnd"/>
+      <w:r>
+        <w:rPr>
+          <w:rFonts w:ascii="Times New Roman" w:hAnsi="Times New Roman" w:cs="Times New Roman"/>
+          <w:iCs/>
+          <w:sz w:val="24"/>
+          <w:szCs w:val="24"/>
+          <w:u w:val="single"/>
+          <w:lang w:val="ru-RU"/>
+        </w:rPr>
+        <w:t xml:space="preserve"> мы понимаем душу и тело</w:t>
+      </w:r>
+      <w:r>
+        <w:rPr>
+          <w:rFonts w:ascii="Times New Roman" w:hAnsi="Times New Roman" w:cs="Times New Roman"/>
+          <w:sz w:val="24"/>
+          <w:szCs w:val="24"/>
+          <w:lang w:val="ru-RU"/>
+        </w:rPr>
+        <w:t>, как различие двух наших способностей, вступающих друг с другом в противоречие; между ними — раздор</w:t>
+      </w:r>
+      <w:r>
+        <w:rPr>
+          <w:rFonts w:ascii="Times New Roman" w:hAnsi="Times New Roman" w:cs="Times New Roman"/>
+          <w:sz w:val="24"/>
+          <w:szCs w:val="24"/>
+          <w:lang w:val="ru-RU"/>
+        </w:rPr>
+        <w:t>;</w:t>
+      </w:r>
+      <w:r>
+        <w:rPr>
+          <w:rFonts w:ascii="Times New Roman" w:hAnsi="Times New Roman" w:cs="Times New Roman"/>
+          <w:sz w:val="24"/>
+          <w:szCs w:val="24"/>
+          <w:lang w:val="ru-RU"/>
+        </w:rPr>
+        <w:t xml:space="preserve"> между ними нет промежуточной способности, как между двумя нередуцируемыми идеями: одна испытывает иллюзию, другая может понять реальность.</w:t>
+      </w:r>
+    </w:p>
+    <w:p>
+      <w:pPr>
+        <w:pStyle w:val="Quote"/>
+        <w:rPr>
+          <w:lang w:val="ru-RU"/>
+        </w:rPr>
+      </w:pPr>
+      <w:r>
+        <w:rPr>
+          <w:lang w:val="ru-RU"/>
+        </w:rPr>
+        <w:t>Наличие способности корректировки уникально: животное, увидев мираж, подойдя к нему и увидев, что он испарился, просто выберет этому какое-то объяснение, как-то интерпретирует; но человек каким-то образом поймёт, что это был мираж.</w:t>
+      </w:r>
+    </w:p>
+    <w:p>
+      <w:pPr>
+        <w:pStyle w:val="Heading2"/>
+        <w:rPr>
+          <w:lang w:val="ru-RU"/>
+        </w:rPr>
+      </w:pPr>
+      <w:r>
+        <w:rPr>
+          <w:lang w:val="ru-RU"/>
+        </w:rPr>
+        <w:t>Откуда берется дуализм</w:t>
+      </w:r>
+    </w:p>
+    <w:p>
+      <w:pPr>
+        <w:rPr>
+          <w:rFonts w:ascii="Times New Roman" w:hAnsi="Times New Roman" w:cs="Times New Roman"/>
+          <w:sz w:val="24"/>
+          <w:szCs w:val="24"/>
+          <w:lang w:val="ru-RU"/>
+        </w:rPr>
+      </w:pPr>
+      <w:r>
+        <w:rPr>
+          <w:rFonts w:ascii="Times New Roman" w:hAnsi="Times New Roman" w:cs="Times New Roman"/>
+          <w:sz w:val="24"/>
+          <w:szCs w:val="24"/>
+          <w:lang w:val="ru-RU"/>
+        </w:rPr>
+        <w:t xml:space="preserve">Ещё один пример </w:t>
+      </w:r>
+      <w:proofErr w:type="spellStart"/>
+      <w:r>
+        <w:rPr>
+          <w:rFonts w:ascii="Times New Roman" w:hAnsi="Times New Roman" w:cs="Times New Roman"/>
+          <w:i/>
+          <w:sz w:val="24"/>
+          <w:szCs w:val="24"/>
+        </w:rPr>
+        <w:t>distinctio</w:t>
+      </w:r>
+      <w:proofErr w:type="spellEnd"/>
+      <w:r>
+        <w:rPr>
+          <w:rFonts w:ascii="Times New Roman" w:hAnsi="Times New Roman" w:cs="Times New Roman"/>
+          <w:sz w:val="24"/>
+          <w:szCs w:val="24"/>
+          <w:lang w:val="ru-RU"/>
+        </w:rPr>
+        <w:t xml:space="preserve">: </w:t>
+      </w:r>
+      <w:r>
+        <w:rPr>
+          <w:rFonts w:ascii="Times New Roman" w:hAnsi="Times New Roman" w:cs="Times New Roman"/>
+          <w:sz w:val="24"/>
+          <w:szCs w:val="24"/>
+          <w:lang w:val="ru-RU"/>
+        </w:rPr>
+        <w:t>е</w:t>
+      </w:r>
+      <w:r>
+        <w:rPr>
+          <w:rFonts w:ascii="Times New Roman" w:hAnsi="Times New Roman" w:cs="Times New Roman"/>
+          <w:sz w:val="24"/>
+          <w:szCs w:val="24"/>
+          <w:lang w:val="ru-RU"/>
+        </w:rPr>
+        <w:t xml:space="preserve">сть идеи, которые я испытываю. Все они делятся на два типа принципиальным и неустранимым различием: контролируемые и неконтролируемые. Пример: попробуйте сдвинуть предмет силой мысли, не прикасаясь к нему. </w:t>
+      </w:r>
+      <w:r>
+        <w:rPr>
+          <w:rFonts w:ascii="Times New Roman" w:hAnsi="Times New Roman" w:cs="Times New Roman"/>
+          <w:sz w:val="24"/>
+          <w:szCs w:val="24"/>
+          <w:lang w:val="ru-RU"/>
+        </w:rPr>
+        <w:lastRenderedPageBreak/>
+        <w:t xml:space="preserve">Контролируемые идеи исходят от </w:t>
+      </w:r>
+      <w:r>
+        <w:rPr>
+          <w:rFonts w:ascii="Times New Roman" w:hAnsi="Times New Roman" w:cs="Times New Roman"/>
+          <w:i/>
+          <w:sz w:val="24"/>
+          <w:szCs w:val="24"/>
+          <w:lang w:val="ru-RU"/>
+        </w:rPr>
+        <w:t>мыслящей субстанции</w:t>
+      </w:r>
+      <w:r>
+        <w:rPr>
+          <w:rFonts w:ascii="Times New Roman" w:hAnsi="Times New Roman" w:cs="Times New Roman"/>
+          <w:sz w:val="24"/>
+          <w:szCs w:val="24"/>
+          <w:lang w:val="ru-RU"/>
+        </w:rPr>
+        <w:t xml:space="preserve">, неконтролируемые — от </w:t>
+      </w:r>
+      <w:r>
+        <w:rPr>
+          <w:rFonts w:ascii="Times New Roman" w:hAnsi="Times New Roman" w:cs="Times New Roman"/>
+          <w:i/>
+          <w:sz w:val="24"/>
+          <w:szCs w:val="24"/>
+          <w:lang w:val="ru-RU"/>
+        </w:rPr>
+        <w:t>протяженной субстанции</w:t>
+      </w:r>
+      <w:r>
+        <w:rPr>
+          <w:rFonts w:ascii="Times New Roman" w:hAnsi="Times New Roman" w:cs="Times New Roman"/>
+          <w:sz w:val="24"/>
+          <w:szCs w:val="24"/>
+          <w:lang w:val="ru-RU"/>
+        </w:rPr>
+        <w:t xml:space="preserve">. Эти идеи имеют между собой неустранимые различия — значит, в соответствующей им реальности также присутствует различие. Отсюда вытекает </w:t>
+      </w:r>
+      <w:r>
+        <w:rPr>
+          <w:rFonts w:ascii="Times New Roman" w:hAnsi="Times New Roman" w:cs="Times New Roman"/>
+          <w:b/>
+          <w:iCs/>
+          <w:sz w:val="24"/>
+          <w:szCs w:val="24"/>
+          <w:lang w:val="ru-RU"/>
+        </w:rPr>
+        <w:t>дуализм</w:t>
+      </w:r>
+      <w:r>
+        <w:rPr>
+          <w:rFonts w:ascii="Times New Roman" w:hAnsi="Times New Roman" w:cs="Times New Roman"/>
+          <w:sz w:val="24"/>
+          <w:szCs w:val="24"/>
+          <w:lang w:val="ru-RU"/>
+        </w:rPr>
+        <w:t xml:space="preserve">: реальность — расщепленная. У нее есть две части: </w:t>
+      </w:r>
+      <w:r>
+        <w:rPr>
+          <w:rFonts w:ascii="Times New Roman" w:hAnsi="Times New Roman" w:cs="Times New Roman"/>
+          <w:i/>
+          <w:iCs/>
+          <w:sz w:val="24"/>
+          <w:szCs w:val="24"/>
+          <w:lang w:val="ru-RU"/>
+        </w:rPr>
+        <w:t>мыслящая и протяженная субстанция</w:t>
+      </w:r>
+      <w:r>
+        <w:rPr>
+          <w:rFonts w:ascii="Times New Roman" w:hAnsi="Times New Roman" w:cs="Times New Roman"/>
+          <w:sz w:val="24"/>
+          <w:szCs w:val="24"/>
+          <w:lang w:val="ru-RU"/>
+        </w:rPr>
+        <w:t>. И это расщепление проходит буквально через меня; я — грань между двумя реальностями.</w:t>
+      </w:r>
+    </w:p>
+    <w:p>
+      <w:pPr>
+        <w:rPr>
+          <w:rFonts w:ascii="Times New Roman" w:hAnsi="Times New Roman" w:cs="Times New Roman"/>
+          <w:sz w:val="24"/>
+          <w:szCs w:val="24"/>
+          <w:lang w:val="ru-RU"/>
+        </w:rPr>
+      </w:pPr>
+      <w:r>
+        <w:rPr>
+          <w:rFonts w:ascii="Times New Roman" w:hAnsi="Times New Roman" w:cs="Times New Roman"/>
+          <w:sz w:val="24"/>
+          <w:szCs w:val="24"/>
+          <w:lang w:val="ru-RU"/>
+        </w:rPr>
+        <w:t xml:space="preserve">Отличие от монотеизма заключается в том, что там, чтобы познать реальность, нужно отречься от иллюзии: через аскетические практики отказываться ото всех удовольствий; Декарт </w:t>
+      </w:r>
+      <w:r>
+        <w:rPr>
+          <w:rFonts w:ascii="Times New Roman" w:hAnsi="Times New Roman" w:cs="Times New Roman"/>
+          <w:sz w:val="24"/>
+          <w:szCs w:val="24"/>
+          <w:lang w:val="ru-RU"/>
+        </w:rPr>
+        <w:t xml:space="preserve">же </w:t>
+      </w:r>
+      <w:r>
+        <w:rPr>
+          <w:rFonts w:ascii="Times New Roman" w:hAnsi="Times New Roman" w:cs="Times New Roman"/>
+          <w:sz w:val="24"/>
+          <w:szCs w:val="24"/>
+          <w:lang w:val="ru-RU"/>
+        </w:rPr>
+        <w:t xml:space="preserve">говорит, что иллюзию не нужно отбрасывать, через нее реальность можно познать: тот факт, что существует разделение между душой и телом, уже является информацией о </w:t>
+      </w:r>
+      <w:r>
+        <w:rPr>
+          <w:rFonts w:ascii="Times New Roman" w:hAnsi="Times New Roman" w:cs="Times New Roman"/>
+          <w:i/>
+          <w:iCs/>
+          <w:sz w:val="24"/>
+          <w:szCs w:val="24"/>
+          <w:lang w:val="ru-RU"/>
+        </w:rPr>
+        <w:t>реальности</w:t>
+      </w:r>
+      <w:r>
+        <w:rPr>
+          <w:rFonts w:ascii="Times New Roman" w:hAnsi="Times New Roman" w:cs="Times New Roman"/>
+          <w:sz w:val="24"/>
+          <w:szCs w:val="24"/>
+          <w:lang w:val="ru-RU"/>
+        </w:rPr>
+        <w:t>. Дуалистичность нашего мира с его расколом, проходящим ровно через меня, это информация о мире.</w:t>
+      </w:r>
+    </w:p>
+    <w:p>
+      <w:pPr>
+        <w:rPr>
+          <w:rFonts w:ascii="Times New Roman" w:hAnsi="Times New Roman" w:cs="Times New Roman"/>
+          <w:sz w:val="24"/>
+          <w:szCs w:val="24"/>
+          <w:lang w:val="ru-RU"/>
+        </w:rPr>
+      </w:pPr>
+    </w:p>
     <w:sectPr>
       <w:pgSz w:w="12240" w:h="15840"/>
       <w:pgMar w:top="1440" w:right="1440" w:bottom="1440" w:left="1440" w:header="720" w:footer="720" w:gutter="0"/>
@@ -1507,6 +3137,28 @@
       <w:szCs w:val="28"/>
     </w:rPr>
   </w:style>
+  <w:style w:type="paragraph" w:styleId="Heading3">
+    <w:name w:val="heading 3"/>
+    <w:basedOn w:val="Normal"/>
+    <w:next w:val="Normal"/>
+    <w:link w:val="Heading3Char"/>
+    <w:uiPriority w:val="9"/>
+    <w:unhideWhenUsed/>
+    <w:qFormat/>
+    <w:rsid w:val="00CD1B4A"/>
+    <w:pPr>
+      <w:keepNext/>
+      <w:keepLines/>
+      <w:spacing w:before="40" w:after="0"/>
+      <w:outlineLvl w:val="2"/>
+    </w:pPr>
+    <w:rPr>
+      <w:rFonts w:asciiTheme="majorHAnsi" w:eastAsiaTheme="majorEastAsia" w:hAnsiTheme="majorHAnsi" w:cstheme="majorBidi"/>
+      <w:color w:val="243F60" w:themeColor="accent1" w:themeShade="7F"/>
+      <w:sz w:val="24"/>
+      <w:szCs w:val="24"/>
+    </w:rPr>
+  </w:style>
   <w:style w:type="character" w:default="1" w:styleId="DefaultParagraphFont">
     <w:name w:val="Default Paragraph Font"/>
     <w:uiPriority w:val="1"/>
@@ -1543,6 +3195,50 @@
       <w:rFonts w:ascii="Consolas" w:eastAsia="Consolas" w:hAnsi="Consolas" w:cs="Consolas"/>
       <w:sz w:val="20"/>
       <w:szCs w:val="20"/>
+    </w:rPr>
+  </w:style>
+  <w:style w:type="paragraph" w:styleId="Quote">
+    <w:name w:val="Quote"/>
+    <w:basedOn w:val="Normal"/>
+    <w:next w:val="Normal"/>
+    <w:link w:val="QuoteChar"/>
+    <w:uiPriority w:val="29"/>
+    <w:qFormat/>
+    <w:rsid w:val="00F76F98"/>
+    <w:pPr>
+      <w:spacing w:before="200"/>
+      <w:ind w:left="864" w:right="864"/>
+      <w:jc w:val="center"/>
+    </w:pPr>
+    <w:rPr>
+      <w:i/>
+      <w:iCs/>
+      <w:color w:val="404040" w:themeColor="text1" w:themeTint="BF"/>
+    </w:rPr>
+  </w:style>
+  <w:style w:type="character" w:customStyle="1" w:styleId="QuoteChar">
+    <w:name w:val="Quote Char"/>
+    <w:basedOn w:val="DefaultParagraphFont"/>
+    <w:link w:val="Quote"/>
+    <w:uiPriority w:val="29"/>
+    <w:rsid w:val="00F76F98"/>
+    <w:rPr>
+      <w:i/>
+      <w:iCs/>
+      <w:color w:val="404040" w:themeColor="text1" w:themeTint="BF"/>
+    </w:rPr>
+  </w:style>
+  <w:style w:type="character" w:customStyle="1" w:styleId="Heading3Char">
+    <w:name w:val="Heading 3 Char"/>
+    <w:basedOn w:val="DefaultParagraphFont"/>
+    <w:link w:val="Heading3"/>
+    <w:uiPriority w:val="9"/>
+    <w:rsid w:val="00CD1B4A"/>
+    <w:rPr>
+      <w:rFonts w:asciiTheme="majorHAnsi" w:eastAsiaTheme="majorEastAsia" w:hAnsiTheme="majorHAnsi" w:cstheme="majorBidi"/>
+      <w:color w:val="243F60" w:themeColor="accent1" w:themeShade="7F"/>
+      <w:sz w:val="24"/>
+      <w:szCs w:val="24"/>
     </w:rPr>
   </w:style>
 </w:styles>

--- a/public/lesson-11.docx
+++ b/public/lesson-11.docx
@@ -291,7 +291,13 @@
         <w:t xml:space="preserve">Парменид </w:t>
       </w:r>
       <w:r>
-        <w:t xml:space="preserve">vs </w:t>
+        <w:t>vs</w:t>
+      </w:r>
+      <w:r>
+        <w:rPr>
+          <w:lang w:val="ru-RU"/>
+        </w:rPr>
+        <w:t xml:space="preserve"> </w:t>
       </w:r>
       <w:r>
         <w:rPr>
@@ -780,68 +786,50 @@
     </w:p>
     <w:p>
       <w:pPr>
-        <w:rPr>
-          <w:rFonts w:ascii="Times New Roman" w:hAnsi="Times New Roman" w:cs="Times New Roman"/>
-          <w:sz w:val="24"/>
-          <w:szCs w:val="24"/>
-          <w:lang w:val="ru-RU"/>
-        </w:rPr>
-      </w:pPr>
-      <w:proofErr w:type="gramStart"/>
-      <w:r>
-        <w:rPr>
-          <w:rFonts w:ascii="Times New Roman" w:hAnsi="Times New Roman" w:cs="Times New Roman"/>
-          <w:sz w:val="24"/>
-          <w:szCs w:val="24"/>
-          <w:lang w:val="ru-RU"/>
-        </w:rPr>
-        <w:t>![</w:t>
-      </w:r>
-      <w:proofErr w:type="gramEnd"/>
-      <w:r>
-        <w:rPr>
-          <w:rFonts w:ascii="Times New Roman" w:hAnsi="Times New Roman" w:cs="Times New Roman"/>
-          <w:sz w:val="24"/>
-          <w:szCs w:val="24"/>
-          <w:lang w:val="ru-RU"/>
-        </w:rPr>
-        <w:t>[</w:t>
-      </w:r>
-      <w:r>
-        <w:rPr>
-          <w:rFonts w:ascii="Times New Roman" w:hAnsi="Times New Roman" w:cs="Times New Roman"/>
-          <w:sz w:val="24"/>
-          <w:szCs w:val="24"/>
-        </w:rPr>
-        <w:t>Drawing</w:t>
-      </w:r>
-      <w:r>
-        <w:rPr>
-          <w:rFonts w:ascii="Times New Roman" w:hAnsi="Times New Roman" w:cs="Times New Roman"/>
-          <w:sz w:val="24"/>
-          <w:szCs w:val="24"/>
-          <w:lang w:val="ru-RU"/>
-        </w:rPr>
-        <w:t xml:space="preserve"> 5.</w:t>
-      </w:r>
-      <w:proofErr w:type="spellStart"/>
-      <w:r>
-        <w:rPr>
-          <w:rFonts w:ascii="Times New Roman" w:hAnsi="Times New Roman" w:cs="Times New Roman"/>
-          <w:sz w:val="24"/>
-          <w:szCs w:val="24"/>
-        </w:rPr>
-        <w:t>png</w:t>
-      </w:r>
-      <w:proofErr w:type="spellEnd"/>
-      <w:r>
-        <w:rPr>
-          <w:rFonts w:ascii="Times New Roman" w:hAnsi="Times New Roman" w:cs="Times New Roman"/>
-          <w:sz w:val="24"/>
-          <w:szCs w:val="24"/>
-          <w:lang w:val="ru-RU"/>
-        </w:rPr>
-        <w:t>]]</w:t>
+        <w:autoSpaceDE w:val="0"/>
+        <w:autoSpaceDN w:val="0"/>
+        <w:adjustRightInd w:val="0"/>
+        <w:spacing w:before="160"/>
+        <w:rPr>
+          <w:rFonts w:ascii="Helvetica Neue" w:hAnsi="Helvetica Neue" w:cs="Helvetica Neue"/>
+          <w:sz w:val="26"/>
+          <w:szCs w:val="26"/>
+          <w:lang w:val="ru-RU"/>
+        </w:rPr>
+      </w:pPr>
+      <w:r>
+        <w:rPr>
+          <w:rFonts w:ascii="Helvetica Neue" w:hAnsi="Helvetica Neue" w:cs="Helvetica Neue"/>
+          <w:noProof/>
+          <w:sz w:val="26"/>
+          <w:szCs w:val="26"/>
+          <w:lang w:val="en-GB"/>
+        </w:rPr>
+        <w:lastRenderedPageBreak/>
+        <w:pict>
+          <v:shapetype id="_x0000_t75" coordsize="21600,21600" o:spt="75" o:preferrelative="t" path="m@4@5l@4@11@9@11@9@5xe" filled="f" stroked="f">
+            <v:stroke joinstyle="miter"/>
+            <v:formulas>
+              <v:f eqn="if lineDrawn pixelLineWidth 0"/>
+              <v:f eqn="sum @0 1 0"/>
+              <v:f eqn="sum 0 0 @1"/>
+              <v:f eqn="prod @2 1 2"/>
+              <v:f eqn="prod @3 21600 pixelWidth"/>
+              <v:f eqn="prod @3 21600 pixelHeight"/>
+              <v:f eqn="sum @0 0 1"/>
+              <v:f eqn="prod @6 1 2"/>
+              <v:f eqn="prod @7 21600 pixelWidth"/>
+              <v:f eqn="sum @8 21600 0"/>
+              <v:f eqn="prod @7 21600 pixelHeight"/>
+              <v:f eqn="sum @10 21600 0"/>
+            </v:formulas>
+            <v:path o:extrusionok="f" gradientshapeok="t" o:connecttype="rect"/>
+            <o:lock v:ext="edit" aspectratio="t"/>
+          </v:shapetype>
+          <v:shape id="_x0000_i1025" type="#_x0000_t75" alt="" style="width:199.15pt;height:207.55pt;mso-width-percent:0;mso-height-percent:0;mso-width-percent:0;mso-height-percent:0">
+            <v:imagedata r:id="rId5" o:title=""/>
+          </v:shape>
+        </w:pict>
       </w:r>
     </w:p>
     <w:p>
@@ -977,17 +965,7 @@
           <w:szCs w:val="24"/>
           <w:lang w:val="ru-RU"/>
         </w:rPr>
-        <w:t xml:space="preserve">. Во </w:t>
-      </w:r>
-      <w:r>
-        <w:rPr>
-          <w:rFonts w:ascii="Times New Roman" w:hAnsi="Times New Roman" w:cs="Times New Roman"/>
-          <w:sz w:val="24"/>
-          <w:szCs w:val="24"/>
-          <w:lang w:val="ru-RU"/>
-        </w:rPr>
-        <w:lastRenderedPageBreak/>
-        <w:t>мне есть какая-то нехватка, недостаток, из-за которого я испытываю иллюзию. Именно поэтому солипсист всегда оказывается неправ.</w:t>
+        <w:t>. Во мне есть какая-то нехватка, недостаток, из-за которого я испытываю иллюзию. Именно поэтому солипсист всегда оказывается неправ.</w:t>
       </w:r>
     </w:p>
     <w:p>
@@ -1020,16 +998,7 @@
           <w:szCs w:val="24"/>
           <w:lang w:val="ru-RU"/>
         </w:rPr>
-        <w:t>Выше было д</w:t>
-      </w:r>
-      <w:r>
-        <w:rPr>
-          <w:rFonts w:ascii="Times New Roman" w:hAnsi="Times New Roman" w:cs="Times New Roman"/>
-          <w:sz w:val="24"/>
-          <w:szCs w:val="24"/>
-          <w:lang w:val="ru-RU"/>
-        </w:rPr>
-        <w:t xml:space="preserve">оказано </w:t>
+        <w:t xml:space="preserve">Выше было доказано </w:t>
       </w:r>
       <w:r>
         <w:rPr>
@@ -1339,6 +1308,7 @@
           <w:szCs w:val="24"/>
           <w:lang w:val="ru-RU"/>
         </w:rPr>
+        <w:lastRenderedPageBreak/>
         <w:t xml:space="preserve">Итого: видя качества, которые я воспринимаю через </w:t>
       </w:r>
       <w:proofErr w:type="spellStart"/>
@@ -1660,17 +1630,7 @@
           <w:szCs w:val="24"/>
           <w:lang w:val="ru-RU"/>
         </w:rPr>
-        <w:t xml:space="preserve">сть идеи, которые я испытываю. Все они делятся на два типа принципиальным и неустранимым различием: контролируемые и неконтролируемые. Пример: попробуйте сдвинуть предмет силой мысли, не прикасаясь к нему. </w:t>
-      </w:r>
-      <w:r>
-        <w:rPr>
-          <w:rFonts w:ascii="Times New Roman" w:hAnsi="Times New Roman" w:cs="Times New Roman"/>
-          <w:sz w:val="24"/>
-          <w:szCs w:val="24"/>
-          <w:lang w:val="ru-RU"/>
-        </w:rPr>
-        <w:lastRenderedPageBreak/>
-        <w:t xml:space="preserve">Контролируемые идеи исходят от </w:t>
+        <w:t xml:space="preserve">сть идеи, которые я испытываю. Все они делятся на два типа принципиальным и неустранимым различием: контролируемые и неконтролируемые. Пример: попробуйте сдвинуть предмет силой мысли, не прикасаясь к нему. Контролируемые идеи исходят от </w:t>
       </w:r>
       <w:r>
         <w:rPr>

--- a/public/lesson-11.docx
+++ b/public/lesson-11.docx
@@ -4,21 +4,99 @@
   <w:body>
     <w:p>
       <w:pPr>
-        <w:pStyle w:val="Heading2"/>
-        <w:rPr>
-          <w:lang w:val="ru-RU"/>
-        </w:rPr>
-      </w:pPr>
-      <w:r>
-        <w:rPr>
-          <w:lang w:val="ru-RU"/>
-        </w:rPr>
-        <w:t>Интуиция Декарта</w:t>
+        <w:rPr>
+          <w:lang w:val="ru-RU"/>
+        </w:rPr>
+      </w:pPr>
+      <w:r>
+        <w:rPr>
+          <w:lang w:val="ru-RU"/>
+        </w:rPr>
+        <w:t>#44 Дискурс философской теории познания: "центрирование" высказываний вокруг абсолютной достоверности ("cogito ergo sum") открывает многовариантность ходов мысли и инициирует исследование поля логических возможностей;</w:t>
       </w:r>
     </w:p>
     <w:p>
       <w:pPr>
         <w:rPr>
+          <w:lang w:val="ru-RU"/>
+        </w:rPr>
+      </w:pPr>
+      <w:r>
+        <w:rPr>
+          <w:lang w:val="ru-RU"/>
+        </w:rPr>
+        <w:t>#45 "Традиционный" подход в философии – иллюзия представляет то, чего нет, надо найти способ от неё избавиться и пробиться к реальности, а подход Декарта – иллюзия не сводится к чистому небытию, но обладает сложной структурой, которая включает в себя нечто реальное в качестве своего базиса / условия;</w:t>
+      </w:r>
+    </w:p>
+    <w:p>
+      <w:pPr>
+        <w:rPr>
+          <w:lang w:val="ru-RU"/>
+        </w:rPr>
+      </w:pPr>
+      <w:r>
+        <w:rPr>
+          <w:lang w:val="ru-RU"/>
+        </w:rPr>
+        <w:t>#46 Существует специфическая идея, причиной которой не может быть мыслящий субъект ("Я") – это "Идея ВСЕХ идей": если бы субъект был её источником, то он имел бы интуитивный доступ к "полноте реальности" и не был способен испытывать иллюзии (преодоление солипсизма);</w:t>
+      </w:r>
+    </w:p>
+    <w:p>
+      <w:pPr>
+        <w:rPr>
+          <w:lang w:val="ru-RU"/>
+        </w:rPr>
+      </w:pPr>
+      <w:r>
+        <w:rPr>
+          <w:lang w:val="ru-RU"/>
+        </w:rPr>
+        <w:t>#47 Способ получить информацию о реальности – это выявление неустранимого различия (distinctio) между "идеями", потому что оно необходимо будет соответствовать реальному различию на уровне условия / базиса;</w:t>
+      </w:r>
+    </w:p>
+    <w:p>
+      <w:pPr>
+        <w:rPr>
+          <w:lang w:val="ru-RU"/>
+        </w:rPr>
+      </w:pPr>
+      <w:r>
+        <w:rPr>
+          <w:lang w:val="ru-RU"/>
+        </w:rPr>
+        <w:t xml:space="preserve">#48 Возможность коррекции заблуждений открывает неустранимое различие между двумя типами способностей – телесной, imaginere, и ментальной, intellectio (пример с воском), а невозможность контроля над частью наших "идей" – различие между протяжёнными (не-контролируемыми) и ментальными (контролируемыми) явлениями; </w:t>
+      </w:r>
+    </w:p>
+    <w:p>
+      <w:pPr>
+        <w:rPr>
+          <w:lang w:val="ru-RU"/>
+        </w:rPr>
+      </w:pPr>
+      <w:r>
+        <w:rPr>
+          <w:lang w:val="ru-RU"/>
+        </w:rPr>
+        <w:t>#49 Разделение на мыслящую и протяжённую субстанции как информация об устройстве реальности – реальность сама по себе раздвоена / расщеплена (дуализм).</w:t>
+      </w:r>
+    </w:p>
+    <w:p>
+      <w:pPr>
+        <w:pStyle w:val="Heading2"/>
+        <w:rPr>
+          <w:lang w:val="ru-RU"/>
+        </w:rPr>
+      </w:pPr>
+      <w:r>
+        <w:rPr>
+          <w:lang w:val="ru-RU"/>
+        </w:rPr>
+        <w:t>Интуиция Декарта</w:t>
+      </w:r>
+    </w:p>
+    <w:p>
+      <w:pPr>
+        <w:rPr>
           <w:rFonts w:ascii="Times New Roman" w:hAnsi="Times New Roman" w:cs="Times New Roman"/>
           <w:sz w:val="24"/>
           <w:szCs w:val="24"/>
@@ -442,27 +520,7 @@
           <w:szCs w:val="24"/>
           <w:lang w:val="ru-RU"/>
         </w:rPr>
-        <w:t xml:space="preserve">Чтобы познать реальность, нужно убрать иллюзию. Нужен метод, позволяющий пробиться к реальности, разрушив иллюзию. Нужно уйти от зрения к умозрению, уйти от </w:t>
-      </w:r>
-      <w:proofErr w:type="spellStart"/>
-      <w:r>
-        <w:rPr>
-          <w:rFonts w:ascii="Times New Roman" w:hAnsi="Times New Roman" w:cs="Times New Roman"/>
-          <w:sz w:val="24"/>
-          <w:szCs w:val="24"/>
-          <w:lang w:val="ru-RU"/>
-        </w:rPr>
-        <w:t>плоти</w:t>
-      </w:r>
-      <w:proofErr w:type="spellEnd"/>
-      <w:r>
-        <w:rPr>
-          <w:rFonts w:ascii="Times New Roman" w:hAnsi="Times New Roman" w:cs="Times New Roman"/>
-          <w:sz w:val="24"/>
-          <w:szCs w:val="24"/>
-          <w:lang w:val="ru-RU"/>
-        </w:rPr>
-        <w:t xml:space="preserve"> к вечному. Реальность </w:t>
+        <w:t xml:space="preserve">Чтобы познать реальность, нужно убрать иллюзию. Нужен метод, позволяющий пробиться к реальности, разрушив иллюзию. Нужно уйти от зрения к умозрению, уйти от плоти к вечному. Реальность </w:t>
       </w:r>
       <w:r>
         <w:rPr>
@@ -499,6 +557,7 @@
           <w:szCs w:val="24"/>
           <w:lang w:val="ru-RU"/>
         </w:rPr>
+        <w:lastRenderedPageBreak/>
         <w:t xml:space="preserve">Декарт же предлагает следующее: что, если иллюзия — это ключ к изучению реальности? Иллюзия ведь из чего-то состоит. Иллюзия </w:t>
       </w:r>
       <w:r>
@@ -805,7 +864,6 @@
           <w:szCs w:val="26"/>
           <w:lang w:val="en-GB"/>
         </w:rPr>
-        <w:lastRenderedPageBreak/>
         <w:pict>
           <v:shapetype id="_x0000_t75" coordsize="21600,21600" o:spt="75" o:preferrelative="t" path="m@4@5l@4@11@9@11@9@5xe" filled="f" stroked="f">
             <v:stroke joinstyle="miter"/>
@@ -826,7 +884,7 @@
             <v:path o:extrusionok="f" gradientshapeok="t" o:connecttype="rect"/>
             <o:lock v:ext="edit" aspectratio="t"/>
           </v:shapetype>
-          <v:shape id="_x0000_i1025" type="#_x0000_t75" alt="" style="width:199.15pt;height:207.55pt;mso-width-percent:0;mso-height-percent:0;mso-width-percent:0;mso-height-percent:0">
+          <v:shape id="_x0000_i1025" type="#_x0000_t75" alt="" style="width:199.2pt;height:207.6pt;mso-width-percent:0;mso-height-percent:0;mso-width-percent:0;mso-height-percent:0">
             <v:imagedata r:id="rId5" o:title=""/>
           </v:shape>
         </w:pict>
@@ -1098,9 +1156,18 @@
           <w:szCs w:val="24"/>
           <w:lang w:val="ru-RU"/>
         </w:rPr>
-        <w:t xml:space="preserve"> нужно получить какую-то информацию об окружающей реальности, только исходя из факта того, что я вижу некоторые иллюзии. Если существуют такие идеи, между которыми я не могу найти общих черт (иначе говоря — нередуцируемые идеи, неустранимые различия в идеях, </w:t>
-      </w:r>
-      <w:proofErr w:type="spellStart"/>
+        <w:t xml:space="preserve"> нужно получить какую-то информацию об окружающей реальности, только исходя из факта того, что я вижу некоторые иллюзии. Если существуют такие идеи, между которыми я не могу найти общих черт (иначе говоря — нередуцируемые идеи, </w:t>
+      </w:r>
+      <w:r>
+        <w:rPr>
+          <w:rFonts w:ascii="Times New Roman" w:hAnsi="Times New Roman" w:cs="Times New Roman"/>
+          <w:sz w:val="24"/>
+          <w:szCs w:val="24"/>
+          <w:lang w:val="ru-RU"/>
+        </w:rPr>
+        <w:lastRenderedPageBreak/>
+        <w:t xml:space="preserve">неустранимые различия в идеях, </w:t>
+      </w:r>
       <w:r>
         <w:rPr>
           <w:rFonts w:ascii="Times New Roman" w:hAnsi="Times New Roman" w:cs="Times New Roman"/>
@@ -1111,7 +1178,6 @@
         </w:rPr>
         <w:t>distinctio</w:t>
       </w:r>
-      <w:proofErr w:type="spellEnd"/>
       <w:r>
         <w:rPr>
           <w:rFonts w:ascii="Times New Roman" w:hAnsi="Times New Roman" w:cs="Times New Roman"/>
@@ -1203,7 +1269,6 @@
         </w:rPr>
         <w:t xml:space="preserve">, тогда как остальные ощущаются мною смутно. Этот ход мысли нужен, чтобы указать на различие: те качества, которые ощущаются смутно, являются </w:t>
       </w:r>
-      <w:proofErr w:type="spellStart"/>
       <w:r>
         <w:rPr>
           <w:rFonts w:ascii="Times New Roman" w:hAnsi="Times New Roman" w:cs="Times New Roman"/>
@@ -1215,7 +1280,6 @@
         </w:rPr>
         <w:t>imaginere</w:t>
       </w:r>
-      <w:proofErr w:type="spellEnd"/>
       <w:r>
         <w:rPr>
           <w:rFonts w:ascii="Times New Roman" w:hAnsi="Times New Roman" w:cs="Times New Roman"/>
@@ -1243,7 +1307,6 @@
         </w:rPr>
         <w:t xml:space="preserve">Постоянные качества познаются с помощью </w:t>
       </w:r>
-      <w:proofErr w:type="spellStart"/>
       <w:r>
         <w:rPr>
           <w:rFonts w:ascii="Times New Roman" w:hAnsi="Times New Roman" w:cs="Times New Roman"/>
@@ -1255,7 +1318,6 @@
         </w:rPr>
         <w:t>intellectio</w:t>
       </w:r>
-      <w:proofErr w:type="spellEnd"/>
       <w:r>
         <w:rPr>
           <w:rFonts w:ascii="Times New Roman" w:hAnsi="Times New Roman" w:cs="Times New Roman"/>
@@ -1308,10 +1370,8 @@
           <w:szCs w:val="24"/>
           <w:lang w:val="ru-RU"/>
         </w:rPr>
-        <w:lastRenderedPageBreak/>
         <w:t xml:space="preserve">Итого: видя качества, которые я воспринимаю через </w:t>
       </w:r>
-      <w:proofErr w:type="spellStart"/>
       <w:r>
         <w:rPr>
           <w:rFonts w:ascii="Times New Roman" w:hAnsi="Times New Roman" w:cs="Times New Roman"/>
@@ -1321,7 +1381,6 @@
         </w:rPr>
         <w:t>imaginere</w:t>
       </w:r>
-      <w:proofErr w:type="spellEnd"/>
       <w:r>
         <w:rPr>
           <w:rFonts w:ascii="Times New Roman" w:hAnsi="Times New Roman" w:cs="Times New Roman"/>
@@ -1331,7 +1390,6 @@
         </w:rPr>
         <w:t xml:space="preserve">, я испытываю заблуждения, вижу иллюзию; с помощью </w:t>
       </w:r>
-      <w:proofErr w:type="spellStart"/>
       <w:r>
         <w:rPr>
           <w:rFonts w:ascii="Times New Roman" w:hAnsi="Times New Roman" w:cs="Times New Roman"/>
@@ -1341,7 +1399,6 @@
         </w:rPr>
         <w:t>intellectio</w:t>
       </w:r>
-      <w:proofErr w:type="spellEnd"/>
       <w:r>
         <w:rPr>
           <w:rFonts w:ascii="Times New Roman" w:hAnsi="Times New Roman" w:cs="Times New Roman"/>
@@ -1428,7 +1485,6 @@
         </w:rPr>
         <w:t xml:space="preserve">что через этот ход мысли мы, в отличии от монотеизма, не через душу и тело понимаем свой разрыв между </w:t>
       </w:r>
-      <w:proofErr w:type="spellStart"/>
       <w:r>
         <w:rPr>
           <w:rFonts w:ascii="Times New Roman" w:hAnsi="Times New Roman" w:cs="Times New Roman"/>
@@ -1439,7 +1495,6 @@
         </w:rPr>
         <w:t>imaginere</w:t>
       </w:r>
-      <w:proofErr w:type="spellEnd"/>
       <w:r>
         <w:rPr>
           <w:rFonts w:ascii="Times New Roman" w:hAnsi="Times New Roman" w:cs="Times New Roman"/>
@@ -1451,7 +1506,6 @@
         </w:rPr>
         <w:t xml:space="preserve"> и </w:t>
       </w:r>
-      <w:proofErr w:type="spellStart"/>
       <w:r>
         <w:rPr>
           <w:rFonts w:ascii="Times New Roman" w:hAnsi="Times New Roman" w:cs="Times New Roman"/>
@@ -1462,7 +1516,6 @@
         </w:rPr>
         <w:t>intellectio</w:t>
       </w:r>
-      <w:proofErr w:type="spellEnd"/>
       <w:r>
         <w:rPr>
           <w:rFonts w:ascii="Times New Roman" w:hAnsi="Times New Roman" w:cs="Times New Roman"/>
@@ -1474,7 +1527,6 @@
         </w:rPr>
         <w:t xml:space="preserve">, но наоборот: через </w:t>
       </w:r>
-      <w:proofErr w:type="spellStart"/>
       <w:r>
         <w:rPr>
           <w:rFonts w:ascii="Times New Roman" w:hAnsi="Times New Roman" w:cs="Times New Roman"/>
@@ -1485,7 +1537,6 @@
         </w:rPr>
         <w:t>imaginere</w:t>
       </w:r>
-      <w:proofErr w:type="spellEnd"/>
       <w:r>
         <w:rPr>
           <w:rFonts w:ascii="Times New Roman" w:hAnsi="Times New Roman" w:cs="Times New Roman"/>
@@ -1497,7 +1548,6 @@
         </w:rPr>
         <w:t xml:space="preserve"> и </w:t>
       </w:r>
-      <w:proofErr w:type="spellStart"/>
       <w:r>
         <w:rPr>
           <w:rFonts w:ascii="Times New Roman" w:hAnsi="Times New Roman" w:cs="Times New Roman"/>
@@ -1508,7 +1558,6 @@
         </w:rPr>
         <w:t>intellectio</w:t>
       </w:r>
-      <w:proofErr w:type="spellEnd"/>
       <w:r>
         <w:rPr>
           <w:rFonts w:ascii="Times New Roman" w:hAnsi="Times New Roman" w:cs="Times New Roman"/>
@@ -1594,7 +1643,6 @@
         </w:rPr>
         <w:t xml:space="preserve">Ещё один пример </w:t>
       </w:r>
-      <w:proofErr w:type="spellStart"/>
       <w:r>
         <w:rPr>
           <w:rFonts w:ascii="Times New Roman" w:hAnsi="Times New Roman" w:cs="Times New Roman"/>
@@ -1604,7 +1652,6 @@
         </w:rPr>
         <w:t>distinctio</w:t>
       </w:r>
-      <w:proofErr w:type="spellEnd"/>
       <w:r>
         <w:rPr>
           <w:rFonts w:ascii="Times New Roman" w:hAnsi="Times New Roman" w:cs="Times New Roman"/>
@@ -1745,7 +1792,17 @@
           <w:szCs w:val="24"/>
           <w:lang w:val="ru-RU"/>
         </w:rPr>
-        <w:t xml:space="preserve">говорит, что иллюзию не нужно отбрасывать, через нее реальность можно познать: тот факт, что существует разделение между душой и телом, уже является информацией о </w:t>
+        <w:t xml:space="preserve">говорит, что иллюзию не нужно отбрасывать, через нее реальность можно </w:t>
+      </w:r>
+      <w:r>
+        <w:rPr>
+          <w:rFonts w:ascii="Times New Roman" w:hAnsi="Times New Roman" w:cs="Times New Roman"/>
+          <w:sz w:val="24"/>
+          <w:szCs w:val="24"/>
+          <w:lang w:val="ru-RU"/>
+        </w:rPr>
+        <w:lastRenderedPageBreak/>
+        <w:t xml:space="preserve">познать: тот факт, что существует разделение между душой и телом, уже является информацией о </w:t>
       </w:r>
       <w:r>
         <w:rPr>

--- a/public/lesson-11.docx
+++ b/public/lesson-11.docx
@@ -12,7 +12,19 @@
         <w:rPr>
           <w:lang w:val="ru-RU"/>
         </w:rPr>
-        <w:t>#44 Дискурс философской теории познания: "центрирование" высказываний вокруг абсолютной достоверности ("cogito ergo sum") открывает многовариантность ходов мысли и инициирует исследование поля логических возможностей;</w:t>
+        <w:t>#44</w:t>
+      </w:r>
+      <w:r>
+        <w:rPr>
+          <w:lang w:val="ru-RU"/>
+        </w:rPr>
+        <w:t>.</w:t>
+      </w:r>
+      <w:r>
+        <w:rPr>
+          <w:lang w:val="ru-RU"/>
+        </w:rPr>
+        <w:t xml:space="preserve"> Дискурс философской теории познания: "центрирование" высказываний вокруг абсолютной достоверности ("cogito ergo sum") открывает многовариантность ходов мысли и инициирует исследование поля логических возможностей;</w:t>
       </w:r>
     </w:p>
     <w:p>
@@ -25,7 +37,19 @@
         <w:rPr>
           <w:lang w:val="ru-RU"/>
         </w:rPr>
-        <w:t>#45 "Традиционный" подход в философии – иллюзия представляет то, чего нет, надо найти способ от неё избавиться и пробиться к реальности, а подход Декарта – иллюзия не сводится к чистому небытию, но обладает сложной структурой, которая включает в себя нечто реальное в качестве своего базиса / условия;</w:t>
+        <w:t>#45</w:t>
+      </w:r>
+      <w:r>
+        <w:rPr>
+          <w:lang w:val="ru-RU"/>
+        </w:rPr>
+        <w:t>.</w:t>
+      </w:r>
+      <w:r>
+        <w:rPr>
+          <w:lang w:val="ru-RU"/>
+        </w:rPr>
+        <w:t xml:space="preserve"> "Традиционный" подход в философии – иллюзия представляет то, чего нет, надо найти способ от неё избавиться и пробиться к реальности, а подход Декарта – иллюзия не сводится к чистому небытию, но обладает сложной структурой, которая включает в себя нечто реальное в качестве своего базиса / условия;</w:t>
       </w:r>
     </w:p>
     <w:p>
@@ -38,7 +62,19 @@
         <w:rPr>
           <w:lang w:val="ru-RU"/>
         </w:rPr>
-        <w:t>#46 Существует специфическая идея, причиной которой не может быть мыслящий субъект ("Я") – это "Идея ВСЕХ идей": если бы субъект был её источником, то он имел бы интуитивный доступ к "полноте реальности" и не был способен испытывать иллюзии (преодоление солипсизма);</w:t>
+        <w:t>#46</w:t>
+      </w:r>
+      <w:r>
+        <w:rPr>
+          <w:lang w:val="ru-RU"/>
+        </w:rPr>
+        <w:t>.</w:t>
+      </w:r>
+      <w:r>
+        <w:rPr>
+          <w:lang w:val="ru-RU"/>
+        </w:rPr>
+        <w:t xml:space="preserve"> Существует специфическая идея, причиной которой не может быть мыслящий субъект ("Я") – это "Идея ВСЕХ идей": если бы субъект был её источником, то он имел бы интуитивный доступ к "полноте реальности" и не был способен испытывать иллюзии (преодоление солипсизма);</w:t>
       </w:r>
     </w:p>
     <w:p>
@@ -51,7 +87,19 @@
         <w:rPr>
           <w:lang w:val="ru-RU"/>
         </w:rPr>
-        <w:t>#47 Способ получить информацию о реальности – это выявление неустранимого различия (distinctio) между "идеями", потому что оно необходимо будет соответствовать реальному различию на уровне условия / базиса;</w:t>
+        <w:t>#47</w:t>
+      </w:r>
+      <w:r>
+        <w:rPr>
+          <w:lang w:val="ru-RU"/>
+        </w:rPr>
+        <w:t>.</w:t>
+      </w:r>
+      <w:r>
+        <w:rPr>
+          <w:lang w:val="ru-RU"/>
+        </w:rPr>
+        <w:t xml:space="preserve"> Способ получить информацию о реальности – это выявление неустранимого различия (distinctio) между "идеями", потому что оно необходимо будет соответствовать реальному различию на уровне условия / базиса;</w:t>
       </w:r>
     </w:p>
     <w:p>
@@ -64,7 +112,19 @@
         <w:rPr>
           <w:lang w:val="ru-RU"/>
         </w:rPr>
-        <w:t xml:space="preserve">#48 Возможность коррекции заблуждений открывает неустранимое различие между двумя типами способностей – телесной, imaginere, и ментальной, intellectio (пример с воском), а невозможность контроля над частью наших "идей" – различие между протяжёнными (не-контролируемыми) и ментальными (контролируемыми) явлениями; </w:t>
+        <w:t>#48</w:t>
+      </w:r>
+      <w:r>
+        <w:rPr>
+          <w:lang w:val="ru-RU"/>
+        </w:rPr>
+        <w:t>.</w:t>
+      </w:r>
+      <w:r>
+        <w:rPr>
+          <w:lang w:val="ru-RU"/>
+        </w:rPr>
+        <w:t xml:space="preserve"> Возможность коррекции заблуждений открывает неустранимое различие между двумя типами способностей – телесной, imaginere, и ментальной, intellectio (пример с воском), а невозможность контроля над частью наших "идей" – различие между протяжёнными (не-контролируемыми) и ментальными (контролируемыми) явлениями; </w:t>
       </w:r>
     </w:p>
     <w:p>
@@ -77,7 +137,19 @@
         <w:rPr>
           <w:lang w:val="ru-RU"/>
         </w:rPr>
-        <w:t>#49 Разделение на мыслящую и протяжённую субстанции как информация об устройстве реальности – реальность сама по себе раздвоена / расщеплена (дуализм).</w:t>
+        <w:t>#49</w:t>
+      </w:r>
+      <w:r>
+        <w:rPr>
+          <w:lang w:val="ru-RU"/>
+        </w:rPr>
+        <w:t>.</w:t>
+      </w:r>
+      <w:r>
+        <w:rPr>
+          <w:lang w:val="ru-RU"/>
+        </w:rPr>
+        <w:t xml:space="preserve"> Разделение на мыслящую и протяжённую субстанции как информация об устройстве реальности – реальность сама по себе раздвоена / расщеплена (дуализм).</w:t>
       </w:r>
     </w:p>
     <w:p>
